--- a/pr-preview/pr-238/model-validation-handout-tracked-changes.docx
+++ b/pr-preview/pr-238/model-validation-handout-tracked-changes.docx
@@ -16,7 +16,7 @@
       </w:pPr>
       <w:del w:id="1" w:author="PR Preview" w:date="2026-01-01T00:00:00Z">
         <w:r>
-          <w:delText xml:space="preserve">Last modified: 2026-10-16 00:14:28 (PDT)</w:delText>
+          <w:delText xml:space="preserve">Last modified: 2026-10-16 01:43:36 (PDT)</w:delText>
         </w:r>
       </w:del>
     </w:p>
@@ -26,7 +26,7 @@
       </w:pPr>
       <w:ins w:id="2" w:author="PR Preview" w:date="2026-01-01T00:00:00Z">
         <w:r>
-          <w:t xml:space="preserve">Last modified: 2026-10-16 00:44:36 (PDT)</w:t>
+          <w:t xml:space="preserve">Last modified: 2026-10-16 01:46:00 (PDT)</w:t>
         </w:r>
       </w:ins>
     </w:p>
@@ -30953,7 +30953,7 @@
     </w:p>
     <w:bookmarkEnd w:id="102"/>
     <w:bookmarkEnd w:id="103"/>
-    <w:bookmarkStart w:id="145" w:name="sec-data-splits"/>
+    <w:bookmarkStart w:id="150" w:name="sec-data-splits"/>
     <w:p>
       <w:pPr>
         <w:pStyle w:val="Heading2"/>
@@ -32726,7 +32726,7 @@
       <w:bookmarkEnd w:id="112"/>
     </w:p>
     <w:bookmarkEnd w:id="113"/>
-    <w:bookmarkStart w:id="115" w:name="def-validation-choice"/>
+    <w:bookmarkStart w:id="115" w:name="def-validation-error"/>
     <w:p>
       <w:pPr>
         <w:pStyle w:val="FirstParagraph"/>
@@ -32736,7 +32736,428 @@
           <w:b/>
           <w:bCs/>
         </w:rPr>
-        <w:t xml:space="preserve">Definition 23 (Validation choice)</w:t>
+        <w:t xml:space="preserve">Definition 23 (Validation error)</w:t>
+      </w:r>
+      <w:r>
+        <w:t xml:space="preserve"> </w:t>
+      </w:r>
+      <w:r>
+        <w:t xml:space="preserve">The</w:t>
+      </w:r>
+      <w:r>
+        <w:t xml:space="preserve"> </w:t>
+      </w:r>
+      <w:r>
+        <w:rPr>
+          <w:b/>
+          <w:bCs/>
+        </w:rPr>
+        <w:t xml:space="preserve">validation error</w:t>
+      </w:r>
+      <w:r>
+        <w:t xml:space="preserve"> </w:t>
+      </w:r>
+      <w:r>
+        <w:t xml:space="preserve">of a</w:t>
+      </w:r>
+      <w:r>
+        <w:t xml:space="preserve"> </w:t>
+      </w:r>
+      <w:hyperlink w:anchor="def-prediction-rule">
+        <w:r>
+          <w:rPr>
+            <w:rStyle w:val="Hyperlink"/>
+          </w:rPr>
+          <w:t xml:space="preserve">prediction rule</w:t>
+        </w:r>
+      </w:hyperlink>
+      <w:r>
+        <w:t xml:space="preserve"> </w:t>
+      </w:r>
+      <m:oMath>
+        <m:acc>
+          <m:accPr>
+            <m:chr m:val="̂"/>
+          </m:accPr>
+          <m:e>
+            <m:r>
+              <m:t>y</m:t>
+            </m:r>
+          </m:e>
+        </m:acc>
+      </m:oMath>
+      <w:r>
+        <w:t xml:space="preserve"> </w:t>
+      </w:r>
+      <w:r>
+        <w:t xml:space="preserve">fitted to a</w:t>
+      </w:r>
+      <w:r>
+        <w:t xml:space="preserve"> </w:t>
+      </w:r>
+      <w:hyperlink w:anchor="def-training-set">
+        <w:r>
+          <w:rPr>
+            <w:rStyle w:val="Hyperlink"/>
+          </w:rPr>
+          <w:t xml:space="preserve">training set</w:t>
+        </w:r>
+      </w:hyperlink>
+      <w:r>
+        <w:t xml:space="preserve"> </w:t>
+      </w:r>
+      <m:oMath>
+        <m:sSub>
+          <m:e>
+            <m:r>
+              <m:rPr>
+                <m:scr m:val="script"/>
+                <m:sty m:val="p"/>
+              </m:rPr>
+              <m:t>D</m:t>
+            </m:r>
+          </m:e>
+          <m:sub>
+            <m:r>
+              <m:rPr>
+                <m:nor/>
+                <m:sty m:val="p"/>
+              </m:rPr>
+              <m:t>train</m:t>
+            </m:r>
+          </m:sub>
+        </m:sSub>
+      </m:oMath>
+      <w:r>
+        <w:t xml:space="preserve"> </w:t>
+      </w:r>
+      <w:r>
+        <w:t xml:space="preserve">is the</w:t>
+      </w:r>
+      <w:r>
+        <w:t xml:space="preserve"> </w:t>
+      </w:r>
+      <w:hyperlink r:id="rId34">
+        <w:r>
+          <w:rPr>
+            <w:rStyle w:val="Hyperlink"/>
+          </w:rPr>
+          <w:t xml:space="preserve">mean squared error</w:t>
+        </w:r>
+      </w:hyperlink>
+      <w:r>
+        <w:t xml:space="preserve"> </w:t>
+      </w:r>
+      <w:r>
+        <w:t xml:space="preserve">of its predictions for the</w:t>
+      </w:r>
+      <w:r>
+        <w:t xml:space="preserve"> </w:t>
+      </w:r>
+      <w:hyperlink w:anchor="def-validation-set">
+        <w:r>
+          <w:rPr>
+            <w:rStyle w:val="Hyperlink"/>
+          </w:rPr>
+          <w:t xml:space="preserve">validation set</w:t>
+        </w:r>
+      </w:hyperlink>
+      <w:r>
+        <w:t xml:space="preserve">,</w:t>
+      </w:r>
+      <w:r>
+        <w:t xml:space="preserve"> </w:t>
+      </w:r>
+      <w:r>
+        <w:t xml:space="preserve">indexed by</w:t>
+      </w:r>
+      <w:r>
+        <w:t xml:space="preserve"> </w:t>
+      </w:r>
+      <m:oMath>
+        <m:sSub>
+          <m:e>
+            <m:r>
+              <m:t>I</m:t>
+            </m:r>
+          </m:e>
+          <m:sub>
+            <m:r>
+              <m:rPr>
+                <m:nor/>
+                <m:sty m:val="p"/>
+              </m:rPr>
+              <m:t>val</m:t>
+            </m:r>
+          </m:sub>
+        </m:sSub>
+      </m:oMath>
+      <w:r>
+        <w:t xml:space="preserve">:</w:t>
+      </w:r>
+    </w:p>
+    <w:p>
+      <w:pPr>
+        <w:pStyle w:val="BodyText"/>
+      </w:pPr>
+      <w:bookmarkStart w:id="114" w:name="eq-validation-error"/>
+      <m:oMathPara>
+        <m:oMathParaPr>
+          <m:jc m:val="center"/>
+        </m:oMathParaPr>
+        <m:oMath>
+          <m:sSub>
+            <m:e>
+              <m:bar>
+                <m:barPr>
+                  <m:pos m:val="top"/>
+                </m:barPr>
+                <m:e>
+                  <m:r>
+                    <m:rPr>
+                      <m:sty m:val="p"/>
+                    </m:rPr>
+                    <m:t>err</m:t>
+                  </m:r>
+                </m:e>
+              </m:bar>
+            </m:e>
+            <m:sub>
+              <m:r>
+                <m:rPr>
+                  <m:nor/>
+                  <m:sty m:val="p"/>
+                </m:rPr>
+                <m:t>val</m:t>
+              </m:r>
+            </m:sub>
+          </m:sSub>
+          <m:limUpp>
+            <m:e>
+              <m:r>
+                <m:rPr>
+                  <m:sty m:val="p"/>
+                </m:rPr>
+                <m:t>=</m:t>
+              </m:r>
+            </m:e>
+            <m:lim>
+              <m:r>
+                <m:rPr>
+                  <m:nor/>
+                  <m:sty m:val="p"/>
+                </m:rPr>
+                <m:t>def</m:t>
+              </m:r>
+            </m:lim>
+          </m:limUpp>
+          <m:f>
+            <m:fPr>
+              <m:type m:val="bar"/>
+            </m:fPr>
+            <m:num>
+              <m:r>
+                <m:t>1</m:t>
+              </m:r>
+            </m:num>
+            <m:den>
+              <m:r>
+                <m:t>​</m:t>
+              </m:r>
+              <m:d>
+                <m:dPr>
+                  <m:begChr m:val="|"/>
+                  <m:sepChr m:val=""/>
+                  <m:endChr m:val="|"/>
+                  <m:grow/>
+                </m:dPr>
+                <m:e>
+                  <m:sSub>
+                    <m:e>
+                      <m:r>
+                        <m:t>I</m:t>
+                      </m:r>
+                    </m:e>
+                    <m:sub>
+                      <m:r>
+                        <m:rPr>
+                          <m:nor/>
+                          <m:sty m:val="p"/>
+                        </m:rPr>
+                        <m:t>val</m:t>
+                      </m:r>
+                    </m:sub>
+                  </m:sSub>
+                </m:e>
+              </m:d>
+              <m:r>
+                <m:t>​</m:t>
+              </m:r>
+            </m:den>
+          </m:f>
+          <m:nary>
+            <m:naryPr>
+              <m:chr m:val="∑"/>
+              <m:limLoc m:val="undOvr"/>
+              <m:subHide m:val="off"/>
+              <m:supHide m:val="on"/>
+            </m:naryPr>
+            <m:sub>
+              <m:r>
+                <m:t>i</m:t>
+              </m:r>
+              <m:r>
+                <m:rPr>
+                  <m:sty m:val="p"/>
+                </m:rPr>
+                <m:t>∈</m:t>
+              </m:r>
+              <m:sSub>
+                <m:e>
+                  <m:r>
+                    <m:t>I</m:t>
+                  </m:r>
+                </m:e>
+                <m:sub>
+                  <m:r>
+                    <m:rPr>
+                      <m:nor/>
+                      <m:sty m:val="p"/>
+                    </m:rPr>
+                    <m:t>val</m:t>
+                  </m:r>
+                </m:sub>
+              </m:sSub>
+            </m:sub>
+            <m:sup>
+              <m:r>
+                <m:t>​</m:t>
+              </m:r>
+            </m:sup>
+            <m:e>
+              <m:sSup>
+                <m:e>
+                  <m:r>
+                    <m:t>​</m:t>
+                  </m:r>
+                  <m:d>
+                    <m:dPr>
+                      <m:begChr m:val="("/>
+                      <m:sepChr m:val=""/>
+                      <m:endChr m:val=")"/>
+                      <m:grow/>
+                    </m:dPr>
+                    <m:e>
+                      <m:acc>
+                        <m:accPr>
+                          <m:chr m:val="̂"/>
+                        </m:accPr>
+                        <m:e>
+                          <m:r>
+                            <m:t>y</m:t>
+                          </m:r>
+                        </m:e>
+                      </m:acc>
+                      <m:r>
+                        <m:t>​</m:t>
+                      </m:r>
+                      <m:d>
+                        <m:dPr>
+                          <m:begChr m:val="("/>
+                          <m:sepChr m:val=""/>
+                          <m:endChr m:val=")"/>
+                          <m:grow/>
+                        </m:dPr>
+                        <m:e>
+                          <m:sSub>
+                            <m:e>
+                              <m:r>
+                                <m:t>x</m:t>
+                              </m:r>
+                            </m:e>
+                            <m:sub>
+                              <m:r>
+                                <m:t>i</m:t>
+                              </m:r>
+                            </m:sub>
+                          </m:sSub>
+                        </m:e>
+                      </m:d>
+                      <m:r>
+                        <m:t>​</m:t>
+                      </m:r>
+                      <m:r>
+                        <m:rPr>
+                          <m:sty m:val="p"/>
+                        </m:rPr>
+                        <m:t>−</m:t>
+                      </m:r>
+                      <m:sSub>
+                        <m:e>
+                          <m:r>
+                            <m:t>y</m:t>
+                          </m:r>
+                        </m:e>
+                        <m:sub>
+                          <m:r>
+                            <m:t>i</m:t>
+                          </m:r>
+                        </m:sub>
+                      </m:sSub>
+                    </m:e>
+                  </m:d>
+                  <m:r>
+                    <m:t>​</m:t>
+                  </m:r>
+                </m:e>
+                <m:sup>
+                  <m:r>
+                    <m:t>2</m:t>
+                  </m:r>
+                </m:sup>
+              </m:sSup>
+            </m:e>
+          </m:nary>
+          <m:r>
+            <m:rPr>
+              <m:sty m:val="p"/>
+            </m:rPr>
+            <m:t>.</m:t>
+          </m:r>
+          <m:r>
+            <m:t>  </m:t>
+          </m:r>
+          <m:r>
+            <m:rPr>
+              <m:sty m:val="p"/>
+            </m:rPr>
+            <m:t>(</m:t>
+          </m:r>
+          <m:r>
+            <m:t>25</m:t>
+          </m:r>
+          <m:r>
+            <m:rPr>
+              <m:sty m:val="p"/>
+            </m:rPr>
+            <m:t>)</m:t>
+          </m:r>
+        </m:oMath>
+      </m:oMathPara>
+      <w:bookmarkEnd w:id="114"/>
+    </w:p>
+    <w:bookmarkEnd w:id="115"/>
+    <w:bookmarkStart w:id="117" w:name="def-validation-choice"/>
+    <w:p>
+      <w:pPr>
+        <w:pStyle w:val="FirstParagraph"/>
+      </w:pPr>
+      <w:r>
+        <w:rPr>
+          <w:b/>
+          <w:bCs/>
+        </w:rPr>
+        <w:t xml:space="preserve">Definition 24 (Validation choice)</w:t>
       </w:r>
       <w:r>
         <w:t xml:space="preserve"> </w:t>
@@ -32932,7 +33353,7 @@
       <w:pPr>
         <w:pStyle w:val="BodyText"/>
       </w:pPr>
-      <w:bookmarkStart w:id="114" w:name="eq-validation-choice"/>
+      <w:bookmarkStart w:id="116" w:name="eq-validation-choice"/>
       <m:oMathPara>
         <m:oMathParaPr>
           <m:jc m:val="center"/>
@@ -33199,7 +33620,7 @@
             <m:t>(</m:t>
           </m:r>
           <m:r>
-            <m:t>25</m:t>
+            <m:t>26</m:t>
           </m:r>
           <m:r>
             <m:rPr>
@@ -33209,10 +33630,10 @@
           </m:r>
         </m:oMath>
       </m:oMathPara>
-      <w:bookmarkEnd w:id="114"/>
+      <w:bookmarkEnd w:id="116"/>
     </w:p>
-    <w:bookmarkEnd w:id="115"/>
-    <w:bookmarkStart w:id="117" w:name="def-test-set"/>
+    <w:bookmarkEnd w:id="117"/>
+    <w:bookmarkStart w:id="119" w:name="def-test-set"/>
     <w:p>
       <w:pPr>
         <w:pStyle w:val="FirstParagraph"/>
@@ -33222,7 +33643,7 @@
           <w:b/>
           <w:bCs/>
         </w:rPr>
-        <w:t xml:space="preserve">Definition 24 (Test set)</w:t>
+        <w:t xml:space="preserve">Definition 25 (Test set)</w:t>
       </w:r>
       <w:r>
         <w:t xml:space="preserve"> </w:t>
@@ -33356,7 +33777,7 @@
       <w:pPr>
         <w:pStyle w:val="BodyText"/>
       </w:pPr>
-      <w:bookmarkStart w:id="116" w:name="eq-test-set"/>
+      <w:bookmarkStart w:id="118" w:name="eq-test-set"/>
       <m:oMathPara>
         <m:oMathParaPr>
           <m:jc m:val="center"/>
@@ -33467,7 +33888,7 @@
             <m:t>(</m:t>
           </m:r>
           <m:r>
-            <m:t>26</m:t>
+            <m:t>27</m:t>
           </m:r>
           <m:r>
             <m:rPr>
@@ -33477,10 +33898,431 @@
           </m:r>
         </m:oMath>
       </m:oMathPara>
-      <w:bookmarkEnd w:id="116"/>
+      <w:bookmarkEnd w:id="118"/>
     </w:p>
-    <w:bookmarkEnd w:id="117"/>
-    <w:bookmarkStart w:id="121" w:name="rem-data-splits"/>
+    <w:bookmarkEnd w:id="119"/>
+    <w:bookmarkStart w:id="121" w:name="def-test-error"/>
+    <w:p>
+      <w:pPr>
+        <w:pStyle w:val="FirstParagraph"/>
+      </w:pPr>
+      <w:r>
+        <w:rPr>
+          <w:b/>
+          <w:bCs/>
+        </w:rPr>
+        <w:t xml:space="preserve">Definition 26 (Test error)</w:t>
+      </w:r>
+      <w:r>
+        <w:t xml:space="preserve"> </w:t>
+      </w:r>
+      <w:r>
+        <w:t xml:space="preserve">The</w:t>
+      </w:r>
+      <w:r>
+        <w:t xml:space="preserve"> </w:t>
+      </w:r>
+      <w:r>
+        <w:rPr>
+          <w:b/>
+          <w:bCs/>
+        </w:rPr>
+        <w:t xml:space="preserve">test error</w:t>
+      </w:r>
+      <w:r>
+        <w:t xml:space="preserve"> </w:t>
+      </w:r>
+      <w:r>
+        <w:t xml:space="preserve">of a</w:t>
+      </w:r>
+      <w:r>
+        <w:t xml:space="preserve"> </w:t>
+      </w:r>
+      <w:hyperlink w:anchor="def-prediction-rule">
+        <w:r>
+          <w:rPr>
+            <w:rStyle w:val="Hyperlink"/>
+          </w:rPr>
+          <w:t xml:space="preserve">prediction rule</w:t>
+        </w:r>
+      </w:hyperlink>
+      <w:r>
+        <w:t xml:space="preserve"> </w:t>
+      </w:r>
+      <m:oMath>
+        <m:acc>
+          <m:accPr>
+            <m:chr m:val="̂"/>
+          </m:accPr>
+          <m:e>
+            <m:r>
+              <m:t>y</m:t>
+            </m:r>
+          </m:e>
+        </m:acc>
+      </m:oMath>
+      <w:r>
+        <w:t xml:space="preserve"> </w:t>
+      </w:r>
+      <w:r>
+        <w:t xml:space="preserve">fitted to a</w:t>
+      </w:r>
+      <w:r>
+        <w:t xml:space="preserve"> </w:t>
+      </w:r>
+      <w:hyperlink w:anchor="def-training-set">
+        <w:r>
+          <w:rPr>
+            <w:rStyle w:val="Hyperlink"/>
+          </w:rPr>
+          <w:t xml:space="preserve">training set</w:t>
+        </w:r>
+      </w:hyperlink>
+      <w:r>
+        <w:t xml:space="preserve"> </w:t>
+      </w:r>
+      <m:oMath>
+        <m:sSub>
+          <m:e>
+            <m:r>
+              <m:rPr>
+                <m:scr m:val="script"/>
+                <m:sty m:val="p"/>
+              </m:rPr>
+              <m:t>D</m:t>
+            </m:r>
+          </m:e>
+          <m:sub>
+            <m:r>
+              <m:rPr>
+                <m:nor/>
+                <m:sty m:val="p"/>
+              </m:rPr>
+              <m:t>train</m:t>
+            </m:r>
+          </m:sub>
+        </m:sSub>
+      </m:oMath>
+      <w:r>
+        <w:t xml:space="preserve"> </w:t>
+      </w:r>
+      <w:r>
+        <w:t xml:space="preserve">is the</w:t>
+      </w:r>
+      <w:r>
+        <w:t xml:space="preserve"> </w:t>
+      </w:r>
+      <w:hyperlink r:id="rId34">
+        <w:r>
+          <w:rPr>
+            <w:rStyle w:val="Hyperlink"/>
+          </w:rPr>
+          <w:t xml:space="preserve">mean squared error</w:t>
+        </w:r>
+      </w:hyperlink>
+      <w:r>
+        <w:t xml:space="preserve"> </w:t>
+      </w:r>
+      <w:r>
+        <w:t xml:space="preserve">of its predictions for the</w:t>
+      </w:r>
+      <w:r>
+        <w:t xml:space="preserve"> </w:t>
+      </w:r>
+      <w:hyperlink w:anchor="def-test-set">
+        <w:r>
+          <w:rPr>
+            <w:rStyle w:val="Hyperlink"/>
+          </w:rPr>
+          <w:t xml:space="preserve">test set</w:t>
+        </w:r>
+      </w:hyperlink>
+      <w:r>
+        <w:t xml:space="preserve">,</w:t>
+      </w:r>
+      <w:r>
+        <w:t xml:space="preserve"> </w:t>
+      </w:r>
+      <w:r>
+        <w:t xml:space="preserve">indexed by</w:t>
+      </w:r>
+      <w:r>
+        <w:t xml:space="preserve"> </w:t>
+      </w:r>
+      <m:oMath>
+        <m:sSub>
+          <m:e>
+            <m:r>
+              <m:t>I</m:t>
+            </m:r>
+          </m:e>
+          <m:sub>
+            <m:r>
+              <m:rPr>
+                <m:nor/>
+                <m:sty m:val="p"/>
+              </m:rPr>
+              <m:t>test</m:t>
+            </m:r>
+          </m:sub>
+        </m:sSub>
+      </m:oMath>
+      <w:r>
+        <w:t xml:space="preserve">:</w:t>
+      </w:r>
+    </w:p>
+    <w:p>
+      <w:pPr>
+        <w:pStyle w:val="BodyText"/>
+      </w:pPr>
+      <w:bookmarkStart w:id="120" w:name="eq-test-error"/>
+      <m:oMathPara>
+        <m:oMathParaPr>
+          <m:jc m:val="center"/>
+        </m:oMathParaPr>
+        <m:oMath>
+          <m:sSub>
+            <m:e>
+              <m:bar>
+                <m:barPr>
+                  <m:pos m:val="top"/>
+                </m:barPr>
+                <m:e>
+                  <m:r>
+                    <m:rPr>
+                      <m:sty m:val="p"/>
+                    </m:rPr>
+                    <m:t>err</m:t>
+                  </m:r>
+                </m:e>
+              </m:bar>
+            </m:e>
+            <m:sub>
+              <m:r>
+                <m:rPr>
+                  <m:nor/>
+                  <m:sty m:val="p"/>
+                </m:rPr>
+                <m:t>test</m:t>
+              </m:r>
+            </m:sub>
+          </m:sSub>
+          <m:limUpp>
+            <m:e>
+              <m:r>
+                <m:rPr>
+                  <m:sty m:val="p"/>
+                </m:rPr>
+                <m:t>=</m:t>
+              </m:r>
+            </m:e>
+            <m:lim>
+              <m:r>
+                <m:rPr>
+                  <m:nor/>
+                  <m:sty m:val="p"/>
+                </m:rPr>
+                <m:t>def</m:t>
+              </m:r>
+            </m:lim>
+          </m:limUpp>
+          <m:f>
+            <m:fPr>
+              <m:type m:val="bar"/>
+            </m:fPr>
+            <m:num>
+              <m:r>
+                <m:t>1</m:t>
+              </m:r>
+            </m:num>
+            <m:den>
+              <m:r>
+                <m:t>​</m:t>
+              </m:r>
+              <m:d>
+                <m:dPr>
+                  <m:begChr m:val="|"/>
+                  <m:sepChr m:val=""/>
+                  <m:endChr m:val="|"/>
+                  <m:grow/>
+                </m:dPr>
+                <m:e>
+                  <m:sSub>
+                    <m:e>
+                      <m:r>
+                        <m:t>I</m:t>
+                      </m:r>
+                    </m:e>
+                    <m:sub>
+                      <m:r>
+                        <m:rPr>
+                          <m:nor/>
+                          <m:sty m:val="p"/>
+                        </m:rPr>
+                        <m:t>test</m:t>
+                      </m:r>
+                    </m:sub>
+                  </m:sSub>
+                </m:e>
+              </m:d>
+              <m:r>
+                <m:t>​</m:t>
+              </m:r>
+            </m:den>
+          </m:f>
+          <m:nary>
+            <m:naryPr>
+              <m:chr m:val="∑"/>
+              <m:limLoc m:val="undOvr"/>
+              <m:subHide m:val="off"/>
+              <m:supHide m:val="on"/>
+            </m:naryPr>
+            <m:sub>
+              <m:r>
+                <m:t>i</m:t>
+              </m:r>
+              <m:r>
+                <m:rPr>
+                  <m:sty m:val="p"/>
+                </m:rPr>
+                <m:t>∈</m:t>
+              </m:r>
+              <m:sSub>
+                <m:e>
+                  <m:r>
+                    <m:t>I</m:t>
+                  </m:r>
+                </m:e>
+                <m:sub>
+                  <m:r>
+                    <m:rPr>
+                      <m:nor/>
+                      <m:sty m:val="p"/>
+                    </m:rPr>
+                    <m:t>test</m:t>
+                  </m:r>
+                </m:sub>
+              </m:sSub>
+            </m:sub>
+            <m:sup>
+              <m:r>
+                <m:t>​</m:t>
+              </m:r>
+            </m:sup>
+            <m:e>
+              <m:sSup>
+                <m:e>
+                  <m:r>
+                    <m:t>​</m:t>
+                  </m:r>
+                  <m:d>
+                    <m:dPr>
+                      <m:begChr m:val="("/>
+                      <m:sepChr m:val=""/>
+                      <m:endChr m:val=")"/>
+                      <m:grow/>
+                    </m:dPr>
+                    <m:e>
+                      <m:acc>
+                        <m:accPr>
+                          <m:chr m:val="̂"/>
+                        </m:accPr>
+                        <m:e>
+                          <m:r>
+                            <m:t>y</m:t>
+                          </m:r>
+                        </m:e>
+                      </m:acc>
+                      <m:r>
+                        <m:t>​</m:t>
+                      </m:r>
+                      <m:d>
+                        <m:dPr>
+                          <m:begChr m:val="("/>
+                          <m:sepChr m:val=""/>
+                          <m:endChr m:val=")"/>
+                          <m:grow/>
+                        </m:dPr>
+                        <m:e>
+                          <m:sSub>
+                            <m:e>
+                              <m:r>
+                                <m:t>x</m:t>
+                              </m:r>
+                            </m:e>
+                            <m:sub>
+                              <m:r>
+                                <m:t>i</m:t>
+                              </m:r>
+                            </m:sub>
+                          </m:sSub>
+                        </m:e>
+                      </m:d>
+                      <m:r>
+                        <m:t>​</m:t>
+                      </m:r>
+                      <m:r>
+                        <m:rPr>
+                          <m:sty m:val="p"/>
+                        </m:rPr>
+                        <m:t>−</m:t>
+                      </m:r>
+                      <m:sSub>
+                        <m:e>
+                          <m:r>
+                            <m:t>y</m:t>
+                          </m:r>
+                        </m:e>
+                        <m:sub>
+                          <m:r>
+                            <m:t>i</m:t>
+                          </m:r>
+                        </m:sub>
+                      </m:sSub>
+                    </m:e>
+                  </m:d>
+                  <m:r>
+                    <m:t>​</m:t>
+                  </m:r>
+                </m:e>
+                <m:sup>
+                  <m:r>
+                    <m:t>2</m:t>
+                  </m:r>
+                </m:sup>
+              </m:sSup>
+            </m:e>
+          </m:nary>
+          <m:r>
+            <m:rPr>
+              <m:sty m:val="p"/>
+            </m:rPr>
+            <m:t>.</m:t>
+          </m:r>
+          <m:r>
+            <m:t>  </m:t>
+          </m:r>
+          <m:r>
+            <m:rPr>
+              <m:sty m:val="p"/>
+            </m:rPr>
+            <m:t>(</m:t>
+          </m:r>
+          <m:r>
+            <m:t>28</m:t>
+          </m:r>
+          <m:r>
+            <m:rPr>
+              <m:sty m:val="p"/>
+            </m:rPr>
+            <m:t>)</m:t>
+          </m:r>
+        </m:oMath>
+      </m:oMathPara>
+      <w:bookmarkEnd w:id="120"/>
+    </w:p>
+    <w:bookmarkEnd w:id="121"/>
+    <w:bookmarkStart w:id="125" w:name="rem-data-splits"/>
     <w:p>
       <w:pPr>
         <w:pStyle w:val="FirstParagraph"/>
@@ -33655,7 +34497,7 @@
       <w:r>
         <w:t xml:space="preserve"> </w:t>
       </w:r>
-      <w:hyperlink r:id="rId118">
+      <w:hyperlink r:id="rId122">
         <w:r>
           <w:rPr>
             <w:rStyle w:val="Hyperlink"/>
@@ -33675,7 +34517,7 @@
       <w:r>
         <w:t xml:space="preserve"> </w:t>
       </w:r>
-      <w:hyperlink r:id="rId119">
+      <w:hyperlink r:id="rId123">
         <w:r>
           <w:rPr>
             <w:rStyle w:val="Hyperlink"/>
@@ -33695,7 +34537,7 @@
       <w:r>
         <w:t xml:space="preserve"> </w:t>
       </w:r>
-      <w:hyperlink r:id="rId120">
+      <w:hyperlink r:id="rId124">
         <w:r>
           <w:rPr>
             <w:rStyle w:val="Hyperlink"/>
@@ -33713,8 +34555,219 @@
         <w:t xml:space="preserve">They use a different symbol for the training set and a parenthesized observation index, but the same three-way split.</w:t>
       </w:r>
     </w:p>
-    <w:bookmarkEnd w:id="121"/>
-    <w:bookmarkStart w:id="144" w:name="exm-train-validation-test-split"/>
+    <w:bookmarkEnd w:id="125"/>
+    <w:bookmarkStart w:id="126" w:name="rem-validation-test-error"/>
+    <w:p>
+      <w:pPr>
+        <w:pStyle w:val="BodyText"/>
+      </w:pPr>
+      <w:r>
+        <w:rPr>
+          <w:i/>
+          <w:iCs/>
+        </w:rPr>
+        <w:t xml:space="preserve">Remark 16</w:t>
+      </w:r>
+      <w:r>
+        <w:t xml:space="preserve"> (What the validation and test errors estimate). </w:t>
+      </w:r>
+      <w:r>
+        <w:t xml:space="preserve">The</w:t>
+      </w:r>
+      <w:r>
+        <w:t xml:space="preserve"> </w:t>
+      </w:r>
+      <w:hyperlink w:anchor="def-validation-error">
+        <w:r>
+          <w:rPr>
+            <w:rStyle w:val="Hyperlink"/>
+          </w:rPr>
+          <w:t xml:space="preserve">validation error</w:t>
+        </w:r>
+      </w:hyperlink>
+      <w:r>
+        <w:t xml:space="preserve"> </w:t>
+      </w:r>
+      <w:r>
+        <w:t xml:space="preserve">and the</w:t>
+      </w:r>
+      <w:r>
+        <w:t xml:space="preserve"> </w:t>
+      </w:r>
+      <w:hyperlink w:anchor="def-test-error">
+        <w:r>
+          <w:rPr>
+            <w:rStyle w:val="Hyperlink"/>
+          </w:rPr>
+          <w:t xml:space="preserve">test error</w:t>
+        </w:r>
+      </w:hyperlink>
+      <w:r>
+        <w:t xml:space="preserve"> </w:t>
+      </w:r>
+      <w:r>
+        <w:t xml:space="preserve">differ from the</w:t>
+      </w:r>
+      <w:r>
+        <w:t xml:space="preserve"> </w:t>
+      </w:r>
+      <w:hyperlink w:anchor="def-training-mse">
+        <w:r>
+          <w:rPr>
+            <w:rStyle w:val="Hyperlink"/>
+          </w:rPr>
+          <w:t xml:space="preserve">training error</w:t>
+        </w:r>
+      </w:hyperlink>
+      <w:r>
+        <w:t xml:space="preserve"> </w:t>
+      </w:r>
+      <m:oMath>
+        <m:bar>
+          <m:barPr>
+            <m:pos m:val="top"/>
+          </m:barPr>
+          <m:e>
+            <m:r>
+              <m:rPr>
+                <m:sty m:val="p"/>
+              </m:rPr>
+              <m:t>err</m:t>
+            </m:r>
+          </m:e>
+        </m:bar>
+      </m:oMath>
+      <w:r>
+        <w:t xml:space="preserve"> </w:t>
+      </w:r>
+      <w:r>
+        <w:t xml:space="preserve">only in the set that scores the rule.</w:t>
+      </w:r>
+      <w:r>
+        <w:t xml:space="preserve"> </w:t>
+      </w:r>
+      <w:r>
+        <w:t xml:space="preserve">The rule was not fitted to the validation or test set,</w:t>
+      </w:r>
+      <w:r>
+        <w:t xml:space="preserve"> </w:t>
+      </w:r>
+      <w:r>
+        <w:t xml:space="preserve">so each estimates the</w:t>
+      </w:r>
+      <w:r>
+        <w:t xml:space="preserve"> </w:t>
+      </w:r>
+      <w:hyperlink w:anchor="def-generalization-error">
+        <w:r>
+          <w:rPr>
+            <w:rStyle w:val="Hyperlink"/>
+          </w:rPr>
+          <w:t xml:space="preserve">generalization error</w:t>
+        </w:r>
+      </w:hyperlink>
+      <w:r>
+        <w:t xml:space="preserve"> </w:t>
+      </w:r>
+      <w:r>
+        <w:t xml:space="preserve">of the fitted rule</w:t>
+      </w:r>
+      <w:r>
+        <w:t xml:space="preserve"> </w:t>
+      </w:r>
+      <w:r>
+        <w:t xml:space="preserve">without the optimism of the training error.</w:t>
+      </w:r>
+      <w:r>
+        <w:t xml:space="preserve"> </w:t>
+      </w:r>
+      <w:r>
+        <w:t xml:space="preserve">The</w:t>
+      </w:r>
+      <w:r>
+        <w:t xml:space="preserve"> </w:t>
+      </w:r>
+      <w:hyperlink w:anchor="def-validation-choice">
+        <w:r>
+          <w:rPr>
+            <w:rStyle w:val="Hyperlink"/>
+          </w:rPr>
+          <w:t xml:space="preserve">validation choice</w:t>
+        </w:r>
+      </w:hyperlink>
+      <w:r>
+        <w:t xml:space="preserve"> </w:t>
+      </w:r>
+      <w:r>
+        <w:t xml:space="preserve">selects the rule with the smallest validation error,</w:t>
+      </w:r>
+      <w:r>
+        <w:t xml:space="preserve"> </w:t>
+      </w:r>
+      <w:r>
+        <w:t xml:space="preserve">so the validation error of the chosen rule is still optimistic;</w:t>
+      </w:r>
+      <w:r>
+        <w:t xml:space="preserve"> </w:t>
+      </w:r>
+      <w:r>
+        <w:t xml:space="preserve">the test error is computed once, after the choice, so it is not.</w:t>
+      </w:r>
+    </w:p>
+    <w:p>
+      <w:pPr>
+        <w:pStyle w:val="BodyText"/>
+      </w:pPr>
+      <w:r>
+        <w:t xml:space="preserve">Hastie et al. (2009, sec. 7.2)</w:t>
+      </w:r>
+      <w:r>
+        <w:t xml:space="preserve"> </w:t>
+      </w:r>
+      <w:r>
+        <w:t xml:space="preserve">use</w:t>
+      </w:r>
+      <w:r>
+        <w:t xml:space="preserve"> </w:t>
+      </w:r>
+      <w:r>
+        <w:t xml:space="preserve">“test error”</w:t>
+      </w:r>
+      <w:r>
+        <w:t xml:space="preserve"> </w:t>
+      </w:r>
+      <w:r>
+        <w:t xml:space="preserve">for the generalization error of the fitted rule itself.</w:t>
+      </w:r>
+      <w:r>
+        <w:t xml:space="preserve"> </w:t>
+      </w:r>
+      <w:r>
+        <w:t xml:space="preserve">Here the test error is the number computed from the test set, and the generalization error is what it estimates.</w:t>
+      </w:r>
+    </w:p>
+    <w:p>
+      <w:pPr>
+        <w:pStyle w:val="BodyText"/>
+      </w:pPr>
+      <w:r>
+        <w:t xml:space="preserve">This page scores predictions by squared error throughout, so both errors are mean squared errors.</w:t>
+      </w:r>
+      <w:r>
+        <w:t xml:space="preserve"> </w:t>
+      </w:r>
+      <w:r>
+        <w:t xml:space="preserve">Averaging any other loss over the same set, such as the absolute error,</w:t>
+      </w:r>
+      <w:r>
+        <w:t xml:space="preserve"> </w:t>
+      </w:r>
+      <w:r>
+        <w:t xml:space="preserve">gives the corresponding validation and test errors.</w:t>
+      </w:r>
+    </w:p>
+    <w:bookmarkEnd w:id="126"/>
+    <w:bookmarkStart w:id="149" w:name="exm-train-validation-test-split"/>
     <w:p>
       <w:pPr>
         <w:pStyle w:val="BodyText"/>
@@ -33948,7 +35001,7 @@
       <w:tr>
         <w:tc>
           <w:tcPr/>
-          <w:bookmarkStart w:id="122" w:name="tbl-train-validation-test-split-sizes"/>
+          <w:bookmarkStart w:id="127" w:name="tbl-train-validation-test-split-sizes"/>
           <w:p>
             <w:pPr>
               <w:jc w:val="center"/>
@@ -34580,7 +35633,7 @@
               <w:t xml:space="preserve">#&gt; 3 test           7</w:t>
             </w:r>
           </w:p>
-          <w:bookmarkEnd w:id="122"/>
+          <w:bookmarkEnd w:id="127"/>
         </w:tc>
       </w:tr>
     </w:tbl>
@@ -38438,7 +39491,7 @@
       <w:tr>
         <w:tc>
           <w:tcPr/>
-          <w:bookmarkStart w:id="126" w:name="fig-linear-model-superimposed"/>
+          <w:bookmarkStart w:id="131" w:name="fig-linear-model-superimposed"/>
           <w:p>
             <w:pPr>
               <w:pStyle w:val="SourceCode"/>
@@ -38478,18 +39531,18 @@
                 <wp:inline>
                   <wp:extent cx="4620126" cy="3696101"/>
                   <wp:effectExtent b="0" l="0" r="0" t="0"/>
-                  <wp:docPr descr="" title="" id="124" name="Picture"/>
+                  <wp:docPr descr="" title="" id="129" name="Picture"/>
                   <a:graphic>
                     <a:graphicData uri="http://schemas.openxmlformats.org/drawingml/2006/picture">
                       <pic:pic>
                         <pic:nvPicPr>
-                          <pic:cNvPr descr="model-validation_files/figure-docx/unnamed-chunk-3-1.png" id="125" name="Picture"/>
+                          <pic:cNvPr descr="model-validation_files/figure-docx/unnamed-chunk-3-1.png" id="130" name="Picture"/>
                           <pic:cNvPicPr>
                             <a:picLocks noChangeArrowheads="1" noChangeAspect="1"/>
                           </pic:cNvPicPr>
                         </pic:nvPicPr>
                         <pic:blipFill>
-                          <a:blip r:embed="rId123"/>
+                          <a:blip r:embed="rId128"/>
                           <a:stretch>
                             <a:fillRect/>
                           </a:stretch>
@@ -38529,7 +39582,7 @@
               <w:t xml:space="preserve">Figure 2: Linear model fit superimposed on data partitions</w:t>
             </w:r>
           </w:p>
-          <w:bookmarkEnd w:id="126"/>
+          <w:bookmarkEnd w:id="131"/>
         </w:tc>
       </w:tr>
     </w:tbl>
@@ -38554,7 +39607,7 @@
       <w:tr>
         <w:tc>
           <w:tcPr/>
-          <w:bookmarkStart w:id="130" w:name="fig-quadratic-model-superimposed"/>
+          <w:bookmarkStart w:id="135" w:name="fig-quadratic-model-superimposed"/>
           <w:p>
             <w:pPr>
               <w:pStyle w:val="SourceCode"/>
@@ -38594,18 +39647,18 @@
                 <wp:inline>
                   <wp:extent cx="4620126" cy="3696101"/>
                   <wp:effectExtent b="0" l="0" r="0" t="0"/>
-                  <wp:docPr descr="" title="" id="128" name="Picture"/>
+                  <wp:docPr descr="" title="" id="133" name="Picture"/>
                   <a:graphic>
                     <a:graphicData uri="http://schemas.openxmlformats.org/drawingml/2006/picture">
                       <pic:pic>
                         <pic:nvPicPr>
-                          <pic:cNvPr descr="model-validation_files/figure-docx/unnamed-chunk-4-1.png" id="129" name="Picture"/>
+                          <pic:cNvPr descr="model-validation_files/figure-docx/unnamed-chunk-4-1.png" id="134" name="Picture"/>
                           <pic:cNvPicPr>
                             <a:picLocks noChangeArrowheads="1" noChangeAspect="1"/>
                           </pic:cNvPicPr>
                         </pic:nvPicPr>
                         <pic:blipFill>
-                          <a:blip r:embed="rId127"/>
+                          <a:blip r:embed="rId132"/>
                           <a:stretch>
                             <a:fillRect/>
                           </a:stretch>
@@ -38645,7 +39698,7 @@
               <w:t xml:space="preserve">Figure 3: Quadratic model fit superimposed on data partitions</w:t>
             </w:r>
           </w:p>
-          <w:bookmarkEnd w:id="130"/>
+          <w:bookmarkEnd w:id="135"/>
         </w:tc>
       </w:tr>
     </w:tbl>
@@ -38670,7 +39723,7 @@
       <w:tr>
         <w:tc>
           <w:tcPr/>
-          <w:bookmarkStart w:id="134" w:name="fig-cubic-model-superimposed"/>
+          <w:bookmarkStart w:id="139" w:name="fig-cubic-model-superimposed"/>
           <w:p>
             <w:pPr>
               <w:pStyle w:val="SourceCode"/>
@@ -38710,18 +39763,18 @@
                 <wp:inline>
                   <wp:extent cx="4620126" cy="3696101"/>
                   <wp:effectExtent b="0" l="0" r="0" t="0"/>
-                  <wp:docPr descr="" title="" id="132" name="Picture"/>
+                  <wp:docPr descr="" title="" id="137" name="Picture"/>
                   <a:graphic>
                     <a:graphicData uri="http://schemas.openxmlformats.org/drawingml/2006/picture">
                       <pic:pic>
                         <pic:nvPicPr>
-                          <pic:cNvPr descr="model-validation_files/figure-docx/unnamed-chunk-5-1.png" id="133" name="Picture"/>
+                          <pic:cNvPr descr="model-validation_files/figure-docx/unnamed-chunk-5-1.png" id="138" name="Picture"/>
                           <pic:cNvPicPr>
                             <a:picLocks noChangeArrowheads="1" noChangeAspect="1"/>
                           </pic:cNvPicPr>
                         </pic:nvPicPr>
                         <pic:blipFill>
-                          <a:blip r:embed="rId131"/>
+                          <a:blip r:embed="rId136"/>
                           <a:stretch>
                             <a:fillRect/>
                           </a:stretch>
@@ -38761,7 +39814,7 @@
               <w:t xml:space="preserve">Figure 4: Cubic model fit superimposed on data partitions</w:t>
             </w:r>
           </w:p>
-          <w:bookmarkEnd w:id="134"/>
+          <w:bookmarkEnd w:id="139"/>
         </w:tc>
       </w:tr>
     </w:tbl>
@@ -38786,7 +39839,7 @@
       <w:tr>
         <w:tc>
           <w:tcPr/>
-          <w:bookmarkStart w:id="138" w:name="fig-quartic-model-superimposed"/>
+          <w:bookmarkStart w:id="143" w:name="fig-quartic-model-superimposed"/>
           <w:p>
             <w:pPr>
               <w:pStyle w:val="SourceCode"/>
@@ -38826,18 +39879,18 @@
                 <wp:inline>
                   <wp:extent cx="4620126" cy="3696101"/>
                   <wp:effectExtent b="0" l="0" r="0" t="0"/>
-                  <wp:docPr descr="" title="" id="136" name="Picture"/>
+                  <wp:docPr descr="" title="" id="141" name="Picture"/>
                   <a:graphic>
                     <a:graphicData uri="http://schemas.openxmlformats.org/drawingml/2006/picture">
                       <pic:pic>
                         <pic:nvPicPr>
-                          <pic:cNvPr descr="model-validation_files/figure-docx/unnamed-chunk-6-1.png" id="137" name="Picture"/>
+                          <pic:cNvPr descr="model-validation_files/figure-docx/unnamed-chunk-6-1.png" id="142" name="Picture"/>
                           <pic:cNvPicPr>
                             <a:picLocks noChangeArrowheads="1" noChangeAspect="1"/>
                           </pic:cNvPicPr>
                         </pic:nvPicPr>
                         <pic:blipFill>
-                          <a:blip r:embed="rId135"/>
+                          <a:blip r:embed="rId140"/>
                           <a:stretch>
                             <a:fillRect/>
                           </a:stretch>
@@ -38877,7 +39930,7 @@
               <w:t xml:space="preserve">Figure 5: Quartic model fit superimposed on data partitions</w:t>
             </w:r>
           </w:p>
-          <w:bookmarkEnd w:id="138"/>
+          <w:bookmarkEnd w:id="143"/>
         </w:tc>
       </w:tr>
     </w:tbl>
@@ -38902,7 +39955,7 @@
       <w:tr>
         <w:tc>
           <w:tcPr/>
-          <w:bookmarkStart w:id="139" w:name="tbl-train-validation-results"/>
+          <w:bookmarkStart w:id="144" w:name="tbl-train-validation-results"/>
           <w:p>
             <w:pPr>
               <w:jc w:val="center"/>
@@ -38991,7 +40044,7 @@
               <w:t xml:space="preserve">#&gt; 4 quartic            1.90            3.97</w:t>
             </w:r>
           </w:p>
-          <w:bookmarkEnd w:id="139"/>
+          <w:bookmarkEnd w:id="144"/>
         </w:tc>
       </w:tr>
     </w:tbl>
@@ -39060,7 +40113,7 @@
       <w:tr>
         <w:tc>
           <w:tcPr/>
-          <w:bookmarkStart w:id="140" w:name="tbl-train-validation-test-rmse"/>
+          <w:bookmarkStart w:id="145" w:name="tbl-train-validation-test-rmse"/>
           <w:p>
             <w:pPr>
               <w:jc w:val="center"/>
@@ -39137,7 +40190,7 @@
               <w:t xml:space="preserve">#&gt; 2 test       linear  2.44</w:t>
             </w:r>
           </w:p>
-          <w:bookmarkEnd w:id="140"/>
+          <w:bookmarkEnd w:id="145"/>
         </w:tc>
       </w:tr>
     </w:tbl>
@@ -39190,18 +40243,18 @@
                 <wp:inline>
                   <wp:extent cx="152400" cy="152400"/>
                   <wp:effectExtent b="0" l="0" r="0" t="0"/>
-                  <wp:docPr descr="" title="" id="142" name="Picture"/>
+                  <wp:docPr descr="" title="" id="147" name="Picture"/>
                   <a:graphic>
                     <a:graphicData uri="http://schemas.openxmlformats.org/drawingml/2006/picture">
                       <pic:pic>
                         <pic:nvPicPr>
-                          <pic:cNvPr descr="/opt/quarto/share/formats/docx/note.png" id="143" name="Picture"/>
+                          <pic:cNvPr descr="/opt/quarto/share/formats/docx/note.png" id="148" name="Picture"/>
                           <pic:cNvPicPr>
                             <a:picLocks noChangeArrowheads="1" noChangeAspect="1"/>
                           </pic:cNvPicPr>
                         </pic:nvPicPr>
                         <pic:blipFill>
-                          <a:blip r:embed="rId141"/>
+                          <a:blip r:embed="rId146"/>
                           <a:stretch>
                             <a:fillRect/>
                           </a:stretch>
@@ -39274,9 +40327,9 @@
         </w:tc>
       </w:tr>
     </w:tbl>
-    <w:bookmarkEnd w:id="144"/>
-    <w:bookmarkEnd w:id="145"/>
-    <w:bookmarkStart w:id="181" w:name="sec-kfold"/>
+    <w:bookmarkEnd w:id="149"/>
+    <w:bookmarkEnd w:id="150"/>
+    <w:bookmarkStart w:id="186" w:name="sec-kfold"/>
     <w:p>
       <w:pPr>
         <w:pStyle w:val="Heading2"/>
@@ -39296,7 +40349,7 @@
         <w:t xml:space="preserve">-fold cross-validation</w:t>
       </w:r>
     </w:p>
-    <w:bookmarkStart w:id="146" w:name="exr-kfold"/>
+    <w:bookmarkStart w:id="151" w:name="exr-kfold"/>
     <w:p>
       <w:pPr>
         <w:pStyle w:val="FirstParagraph"/>
@@ -39447,8 +40500,8 @@
         <w:t xml:space="preserve">How many times is a given car used for fitting, and how many times for prediction?</w:t>
       </w:r>
     </w:p>
-    <w:bookmarkEnd w:id="146"/>
-    <w:bookmarkStart w:id="147" w:name="sol-kfold"/>
+    <w:bookmarkEnd w:id="151"/>
+    <w:bookmarkStart w:id="152" w:name="sol-kfold"/>
     <w:p>
       <w:pPr>
         <w:pStyle w:val="FirstParagraph"/>
@@ -39622,8 +40675,8 @@
         <w:t xml:space="preserve">fits.</w:t>
       </w:r>
     </w:p>
-    <w:bookmarkEnd w:id="147"/>
-    <w:bookmarkStart w:id="149" w:name="def-folds"/>
+    <w:bookmarkEnd w:id="152"/>
+    <w:bookmarkStart w:id="154" w:name="def-folds"/>
     <w:p>
       <w:pPr>
         <w:pStyle w:val="FirstParagraph"/>
@@ -39633,7 +40686,7 @@
           <w:b/>
           <w:bCs/>
         </w:rPr>
-        <w:t xml:space="preserve">Definition 25 (Folds)</w:t>
+        <w:t xml:space="preserve">Definition 27 (Folds)</w:t>
       </w:r>
       <w:r>
         <w:t xml:space="preserve"> </w:t>
@@ -39812,7 +40865,7 @@
       <w:pPr>
         <w:pStyle w:val="BodyText"/>
       </w:pPr>
-      <w:bookmarkStart w:id="148" w:name="eq-folds"/>
+      <w:bookmarkStart w:id="153" w:name="eq-folds"/>
       <m:oMathPara>
         <m:oMathParaPr>
           <m:jc m:val="center"/>
@@ -39893,7 +40946,7 @@
             <m:t>(</m:t>
           </m:r>
           <m:r>
-            <m:t>27</m:t>
+            <m:t>29</m:t>
           </m:r>
           <m:r>
             <m:rPr>
@@ -39903,10 +40956,10 @@
           </m:r>
         </m:oMath>
       </m:oMathPara>
-      <w:bookmarkEnd w:id="148"/>
+      <w:bookmarkEnd w:id="153"/>
     </w:p>
-    <w:bookmarkEnd w:id="149"/>
-    <w:bookmarkStart w:id="150" w:name="rem-source-folds"/>
+    <w:bookmarkEnd w:id="154"/>
+    <w:bookmarkStart w:id="155" w:name="rem-source-folds"/>
     <w:p>
       <w:pPr>
         <w:pStyle w:val="FirstParagraph"/>
@@ -39916,7 +40969,7 @@
           <w:i/>
           <w:iCs/>
         </w:rPr>
-        <w:t xml:space="preserve">Remark 16</w:t>
+        <w:t xml:space="preserve">Remark 17</w:t>
       </w:r>
       <w:r>
         <w:t xml:space="preserve"> (Source: Folds). </w:t>
@@ -39960,8 +41013,8 @@
         <w:t xml:space="preserve">roughly equal-sized parts.</w:t>
       </w:r>
     </w:p>
-    <w:bookmarkEnd w:id="150"/>
-    <w:bookmarkStart w:id="152" w:name="def-fold-size"/>
+    <w:bookmarkEnd w:id="155"/>
+    <w:bookmarkStart w:id="157" w:name="def-fold-size"/>
     <w:p>
       <w:pPr>
         <w:pStyle w:val="BodyText"/>
@@ -39971,7 +41024,7 @@
           <w:b/>
           <w:bCs/>
         </w:rPr>
-        <w:t xml:space="preserve">Definition 26 (Fold size)</w:t>
+        <w:t xml:space="preserve">Definition 28 (Fold size)</w:t>
       </w:r>
       <w:r>
         <w:t xml:space="preserve"> </w:t>
@@ -40055,7 +41108,7 @@
       <w:pPr>
         <w:pStyle w:val="BodyText"/>
       </w:pPr>
-      <w:bookmarkStart w:id="151" w:name="eq-fold-size"/>
+      <w:bookmarkStart w:id="156" w:name="eq-fold-size"/>
       <m:oMathPara>
         <m:oMathParaPr>
           <m:jc m:val="center"/>
@@ -40140,7 +41193,7 @@
             <m:t>(</m:t>
           </m:r>
           <m:r>
-            <m:t>28</m:t>
+            <m:t>30</m:t>
           </m:r>
           <m:r>
             <m:rPr>
@@ -40150,10 +41203,10 @@
           </m:r>
         </m:oMath>
       </m:oMathPara>
-      <w:bookmarkEnd w:id="151"/>
+      <w:bookmarkEnd w:id="156"/>
     </w:p>
-    <w:bookmarkEnd w:id="152"/>
-    <w:bookmarkStart w:id="154" w:name="def-fold-assignment"/>
+    <w:bookmarkEnd w:id="157"/>
+    <w:bookmarkStart w:id="159" w:name="def-fold-assignment"/>
     <w:p>
       <w:pPr>
         <w:pStyle w:val="FirstParagraph"/>
@@ -40163,7 +41216,7 @@
           <w:b/>
           <w:bCs/>
         </w:rPr>
-        <w:t xml:space="preserve">Definition 27 (Fold assignment)</w:t>
+        <w:t xml:space="preserve">Definition 29 (Fold assignment)</w:t>
       </w:r>
       <w:r>
         <w:t xml:space="preserve"> </w:t>
@@ -40308,7 +41361,7 @@
       <w:pPr>
         <w:pStyle w:val="BodyText"/>
       </w:pPr>
-      <w:bookmarkStart w:id="153" w:name="eq-fold-assignment"/>
+      <w:bookmarkStart w:id="158" w:name="eq-fold-assignment"/>
       <m:oMathPara>
         <m:oMathParaPr>
           <m:jc m:val="center"/>
@@ -40374,7 +41427,7 @@
             <m:t>(</m:t>
           </m:r>
           <m:r>
-            <m:t>29</m:t>
+            <m:t>31</m:t>
           </m:r>
           <m:r>
             <m:rPr>
@@ -40384,10 +41437,10 @@
           </m:r>
         </m:oMath>
       </m:oMathPara>
-      <w:bookmarkEnd w:id="153"/>
+      <w:bookmarkEnd w:id="158"/>
     </w:p>
-    <w:bookmarkEnd w:id="154"/>
-    <w:bookmarkStart w:id="155" w:name="rem-source-fold-assignment"/>
+    <w:bookmarkEnd w:id="159"/>
+    <w:bookmarkStart w:id="160" w:name="rem-source-fold-assignment"/>
     <w:p>
       <w:pPr>
         <w:pStyle w:val="FirstParagraph"/>
@@ -40397,7 +41450,7 @@
           <w:i/>
           <w:iCs/>
         </w:rPr>
-        <w:t xml:space="preserve">Remark 17</w:t>
+        <w:t xml:space="preserve">Remark 18</w:t>
       </w:r>
       <w:r>
         <w:t xml:space="preserve"> (Source: Fold assignment). </w:t>
@@ -40448,8 +41501,8 @@
         <w:t xml:space="preserve">.</w:t>
       </w:r>
     </w:p>
-    <w:bookmarkEnd w:id="155"/>
-    <w:bookmarkStart w:id="157" w:name="def-fold-out-rule"/>
+    <w:bookmarkEnd w:id="160"/>
+    <w:bookmarkStart w:id="162" w:name="def-fold-out-rule"/>
     <w:p>
       <w:pPr>
         <w:pStyle w:val="BodyText"/>
@@ -40459,7 +41512,7 @@
           <w:b/>
           <w:bCs/>
         </w:rPr>
-        <w:t xml:space="preserve">Definition 28 (Fold-out rule)</w:t>
+        <w:t xml:space="preserve">Definition 30 (Fold-out rule)</w:t>
       </w:r>
       <w:r>
         <w:t xml:space="preserve"> </w:t>
@@ -40641,7 +41694,7 @@
       <w:pPr>
         <w:pStyle w:val="BodyText"/>
       </w:pPr>
-      <w:bookmarkStart w:id="156" w:name="eq-fold-out-rule"/>
+      <w:bookmarkStart w:id="161" w:name="eq-fold-out-rule"/>
       <m:oMathPara>
         <m:oMathParaPr>
           <m:jc m:val="center"/>
@@ -40864,7 +41917,7 @@
             <m:t>(</m:t>
           </m:r>
           <m:r>
-            <m:t>30</m:t>
+            <m:t>32</m:t>
           </m:r>
           <m:r>
             <m:rPr>
@@ -40874,10 +41927,10 @@
           </m:r>
         </m:oMath>
       </m:oMathPara>
-      <w:bookmarkEnd w:id="156"/>
+      <w:bookmarkEnd w:id="161"/>
     </w:p>
-    <w:bookmarkEnd w:id="157"/>
-    <w:bookmarkStart w:id="158" w:name="rem-source-fold-out-rule"/>
+    <w:bookmarkEnd w:id="162"/>
+    <w:bookmarkStart w:id="163" w:name="rem-source-fold-out-rule"/>
     <w:p>
       <w:pPr>
         <w:pStyle w:val="FirstParagraph"/>
@@ -40887,7 +41940,7 @@
           <w:i/>
           <w:iCs/>
         </w:rPr>
-        <w:t xml:space="preserve">Remark 18</w:t>
+        <w:t xml:space="preserve">Remark 19</w:t>
       </w:r>
       <w:r>
         <w:t xml:space="preserve"> (Source: Fold-out rule). </w:t>
@@ -40949,8 +42002,8 @@
         <w:t xml:space="preserve">.</w:t>
       </w:r>
     </w:p>
-    <w:bookmarkEnd w:id="158"/>
-    <w:bookmarkStart w:id="159" w:name="def-kfold"/>
+    <w:bookmarkEnd w:id="163"/>
+    <w:bookmarkStart w:id="164" w:name="def-kfold"/>
     <w:p>
       <w:pPr>
         <w:pStyle w:val="BodyText"/>
@@ -40960,7 +42013,7 @@
           <w:b/>
           <w:bCs/>
         </w:rPr>
-        <w:t xml:space="preserve">Definition 29 (</w:t>
+        <w:t xml:space="preserve">Definition 31 (</w:t>
       </w:r>
       <m:oMath>
         <m:r>
@@ -41297,8 +42350,8 @@
         <w:t xml:space="preserve">Compute a summary prediction-error measure across all folds.</w:t>
       </w:r>
     </w:p>
-    <w:bookmarkEnd w:id="159"/>
-    <w:bookmarkStart w:id="160" w:name="rem-kfold-vs-validation-set"/>
+    <w:bookmarkEnd w:id="164"/>
+    <w:bookmarkStart w:id="165" w:name="rem-kfold-vs-validation-set"/>
     <w:p>
       <w:pPr>
         <w:pStyle w:val="FirstParagraph"/>
@@ -41308,7 +42361,7 @@
           <w:i/>
           <w:iCs/>
         </w:rPr>
-        <w:t xml:space="preserve">Remark 19</w:t>
+        <w:t xml:space="preserve">Remark 20</w:t>
       </w:r>
       <w:r>
         <w:t xml:space="preserve"> (Cross-validation instead of a single validation set). </w:t>
@@ -41400,8 +42453,8 @@
         <w:t xml:space="preserve">give 4 fits on 24 cars each.</w:t>
       </w:r>
     </w:p>
-    <w:bookmarkEnd w:id="160"/>
-    <w:bookmarkStart w:id="162" w:name="def-cv-estimate"/>
+    <w:bookmarkEnd w:id="165"/>
+    <w:bookmarkStart w:id="167" w:name="def-cv-estimate"/>
     <w:p>
       <w:pPr>
         <w:pStyle w:val="BodyText"/>
@@ -41411,7 +42464,7 @@
           <w:b/>
           <w:bCs/>
         </w:rPr>
-        <w:t xml:space="preserve">Definition 30 (Cross-validation estimate)</w:t>
+        <w:t xml:space="preserve">Definition 32 (Cross-validation estimate)</w:t>
       </w:r>
       <w:r>
         <w:t xml:space="preserve"> </w:t>
@@ -41617,7 +42670,7 @@
       <w:pPr>
         <w:pStyle w:val="BodyText"/>
       </w:pPr>
-      <w:bookmarkStart w:id="161" w:name="eq-cv-estimate"/>
+      <w:bookmarkStart w:id="166" w:name="eq-cv-estimate"/>
       <m:oMathPara>
         <m:oMathParaPr>
           <m:jc m:val="center"/>
@@ -41870,7 +42923,7 @@
             <m:t>(</m:t>
           </m:r>
           <m:r>
-            <m:t>31</m:t>
+            <m:t>33</m:t>
           </m:r>
           <m:r>
             <m:rPr>
@@ -41880,10 +42933,10 @@
           </m:r>
         </m:oMath>
       </m:oMathPara>
-      <w:bookmarkEnd w:id="161"/>
+      <w:bookmarkEnd w:id="166"/>
     </w:p>
-    <w:bookmarkEnd w:id="162"/>
-    <w:bookmarkStart w:id="163" w:name="rem-source-cv-estimate"/>
+    <w:bookmarkEnd w:id="167"/>
+    <w:bookmarkStart w:id="168" w:name="rem-source-cv-estimate"/>
     <w:p>
       <w:pPr>
         <w:pStyle w:val="FirstParagraph"/>
@@ -41893,7 +42946,7 @@
           <w:i/>
           <w:iCs/>
         </w:rPr>
-        <w:t xml:space="preserve">Remark 20</w:t>
+        <w:t xml:space="preserve">Remark 21</w:t>
       </w:r>
       <w:r>
         <w:t xml:space="preserve"> (Source: Cross-validation estimate). </w:t>
@@ -41935,8 +42988,8 @@
         <w:t xml:space="preserve">.</w:t>
       </w:r>
     </w:p>
-    <w:bookmarkEnd w:id="163"/>
-    <w:bookmarkStart w:id="164" w:name="exr-cv-estimate-by-fold"/>
+    <w:bookmarkEnd w:id="168"/>
+    <w:bookmarkStart w:id="169" w:name="exr-cv-estimate-by-fold"/>
     <w:p>
       <w:pPr>
         <w:pStyle w:val="BodyText"/>
@@ -41973,7 +43026,7 @@
           <w:rPr>
             <w:rStyle w:val="Hyperlink"/>
           </w:rPr>
-          <w:t xml:space="preserve">Equation 31</w:t>
+          <w:t xml:space="preserve">Equation 33</w:t>
         </w:r>
       </w:hyperlink>
       <w:r>
@@ -42141,8 +43194,8 @@
         <w:t xml:space="preserve">.</w:t>
       </w:r>
     </w:p>
-    <w:bookmarkEnd w:id="164"/>
-    <w:bookmarkStart w:id="165" w:name="sol-cv-estimate-by-fold"/>
+    <w:bookmarkEnd w:id="169"/>
+    <w:bookmarkStart w:id="170" w:name="sol-cv-estimate-by-fold"/>
     <w:p>
       <w:pPr>
         <w:pStyle w:val="BodyText"/>
@@ -42240,7 +43293,7 @@
           <w:rPr>
             <w:rStyle w:val="Hyperlink"/>
           </w:rPr>
-          <w:t xml:space="preserve">Definition 25</w:t>
+          <w:t xml:space="preserve">Definition 27</w:t>
         </w:r>
       </w:hyperlink>
       <w:r>
@@ -42266,7 +43319,7 @@
           <w:rPr>
             <w:rStyle w:val="Hyperlink"/>
           </w:rPr>
-          <w:t xml:space="preserve">Equation 31</w:t>
+          <w:t xml:space="preserve">Equation 33</w:t>
         </w:r>
       </w:hyperlink>
       <w:r>
@@ -42322,7 +43375,7 @@
           <w:rPr>
             <w:rStyle w:val="Hyperlink"/>
           </w:rPr>
-          <w:t xml:space="preserve">Equation 29</w:t>
+          <w:t xml:space="preserve">Equation 31</w:t>
         </w:r>
       </w:hyperlink>
       <w:r>
@@ -43303,8 +44356,8 @@
         <w:t xml:space="preserve">so each inner sum uses a single fitted rule.</w:t>
       </w:r>
     </w:p>
-    <w:bookmarkEnd w:id="165"/>
-    <w:bookmarkStart w:id="167" w:name="thm-cv-estimate-by-fold"/>
+    <w:bookmarkEnd w:id="170"/>
+    <w:bookmarkStart w:id="172" w:name="thm-cv-estimate-by-fold"/>
     <w:p>
       <w:pPr>
         <w:pStyle w:val="BodyText"/>
@@ -43393,7 +44446,7 @@
       <w:pPr>
         <w:pStyle w:val="BodyText"/>
       </w:pPr>
-      <w:bookmarkStart w:id="166" w:name="eq-cv-estimate-by-fold"/>
+      <w:bookmarkStart w:id="171" w:name="eq-cv-estimate-by-fold"/>
       <m:oMathPara>
         <m:oMathParaPr>
           <m:jc m:val="center"/>
@@ -43656,7 +44709,7 @@
             <m:t>(</m:t>
           </m:r>
           <m:r>
-            <m:t>32</m:t>
+            <m:t>34</m:t>
           </m:r>
           <m:r>
             <m:rPr>
@@ -43666,9 +44719,9 @@
           </m:r>
         </m:oMath>
       </m:oMathPara>
-      <w:bookmarkEnd w:id="166"/>
+      <w:bookmarkEnd w:id="171"/>
     </w:p>
-    <w:bookmarkEnd w:id="167"/>
+    <w:bookmarkEnd w:id="172"/>
     <w:p>
       <w:pPr>
         <w:pStyle w:val="FirstParagraph"/>
@@ -43701,7 +44754,7 @@
         <w:t xml:space="preserve">.</w:t>
       </w:r>
     </w:p>
-    <w:bookmarkStart w:id="169" w:name="def-fold-mse"/>
+    <w:bookmarkStart w:id="174" w:name="def-fold-mse"/>
     <w:p>
       <w:pPr>
         <w:pStyle w:val="BodyText"/>
@@ -43711,7 +44764,7 @@
           <w:b/>
           <w:bCs/>
         </w:rPr>
-        <w:t xml:space="preserve">Definition 31 (Fold mean squared error)</w:t>
+        <w:t xml:space="preserve">Definition 33 (Fold mean squared error)</w:t>
       </w:r>
       <w:r>
         <w:t xml:space="preserve"> </w:t>
@@ -43869,7 +44922,7 @@
       <w:pPr>
         <w:pStyle w:val="BodyText"/>
       </w:pPr>
-      <w:bookmarkStart w:id="168" w:name="eq-fold-mse"/>
+      <w:bookmarkStart w:id="173" w:name="eq-fold-mse"/>
       <m:oMathPara>
         <m:oMathParaPr>
           <m:jc m:val="center"/>
@@ -44099,7 +45152,7 @@
             <m:t>(</m:t>
           </m:r>
           <m:r>
-            <m:t>33</m:t>
+            <m:t>35</m:t>
           </m:r>
           <m:r>
             <m:rPr>
@@ -44109,10 +45162,10 @@
           </m:r>
         </m:oMath>
       </m:oMathPara>
-      <w:bookmarkEnd w:id="168"/>
+      <w:bookmarkEnd w:id="173"/>
     </w:p>
-    <w:bookmarkEnd w:id="169"/>
-    <w:bookmarkStart w:id="170" w:name="rem-source-fold-mse"/>
+    <w:bookmarkEnd w:id="174"/>
+    <w:bookmarkStart w:id="175" w:name="rem-source-fold-mse"/>
     <w:p>
       <w:pPr>
         <w:pStyle w:val="FirstParagraph"/>
@@ -44122,7 +45175,7 @@
           <w:i/>
           <w:iCs/>
         </w:rPr>
-        <w:t xml:space="preserve">Remark 21</w:t>
+        <w:t xml:space="preserve">Remark 22</w:t>
       </w:r>
       <w:r>
         <w:t xml:space="preserve"> (Source: Fold mean squared error). </w:t>
@@ -44192,8 +45245,8 @@
         <w:t xml:space="preserve">.</w:t>
       </w:r>
     </w:p>
-    <w:bookmarkEnd w:id="170"/>
-    <w:bookmarkStart w:id="171" w:name="rem-cv-estimate"/>
+    <w:bookmarkEnd w:id="175"/>
+    <w:bookmarkStart w:id="176" w:name="rem-cv-estimate"/>
     <w:p>
       <w:pPr>
         <w:pStyle w:val="BodyText"/>
@@ -44203,7 +45256,7 @@
           <w:i/>
           <w:iCs/>
         </w:rPr>
-        <w:t xml:space="preserve">Remark 22</w:t>
+        <w:t xml:space="preserve">Remark 23</w:t>
       </w:r>
       <w:r>
         <w:t xml:space="preserve"> (What the cross-validation estimate estimates). </w:t>
@@ -44219,7 +45272,7 @@
           <w:rPr>
             <w:rStyle w:val="Hyperlink"/>
           </w:rPr>
-          <w:t xml:space="preserve">Equation 31</w:t>
+          <w:t xml:space="preserve">Equation 33</w:t>
         </w:r>
       </w:hyperlink>
       <w:r>
@@ -44872,8 +45925,8 @@
         <w:t xml:space="preserve">use.</w:t>
       </w:r>
     </w:p>
-    <w:bookmarkEnd w:id="171"/>
-    <w:bookmarkStart w:id="172" w:name="rem-choosing-k"/>
+    <w:bookmarkEnd w:id="176"/>
+    <w:bookmarkStart w:id="177" w:name="rem-choosing-k"/>
     <w:p>
       <w:pPr>
         <w:pStyle w:val="BodyText"/>
@@ -44883,7 +45936,7 @@
           <w:i/>
           <w:iCs/>
         </w:rPr>
-        <w:t xml:space="preserve">Remark 23</w:t>
+        <w:t xml:space="preserve">Remark 24</w:t>
       </w:r>
       <w:r>
         <w:t xml:space="preserve"> (Choosing the number of folds). </w:t>
@@ -44950,7 +46003,7 @@
           <w:rPr>
             <w:rStyle w:val="Hyperlink"/>
           </w:rPr>
-          <w:t xml:space="preserve">Equation 31</w:t>
+          <w:t xml:space="preserve">Equation 33</w:t>
         </w:r>
       </w:hyperlink>
       <w:r>
@@ -45280,8 +46333,8 @@
         <w:t xml:space="preserve">is the usual compromise.</w:t>
       </w:r>
     </w:p>
-    <w:bookmarkEnd w:id="172"/>
-    <w:bookmarkStart w:id="177" w:name="exm-kfold-simulated"/>
+    <w:bookmarkEnd w:id="177"/>
+    <w:bookmarkStart w:id="182" w:name="exm-kfold-simulated"/>
     <w:p>
       <w:pPr>
         <w:pStyle w:val="BodyText"/>
@@ -45435,7 +46488,7 @@
           <w:rPr>
             <w:rStyle w:val="Hyperlink"/>
           </w:rPr>
-          <w:t xml:space="preserve">Equation 31</w:t>
+          <w:t xml:space="preserve">Equation 33</w:t>
         </w:r>
       </w:hyperlink>
       <w:r>
@@ -46513,7 +47566,7 @@
       <w:tr>
         <w:tc>
           <w:tcPr/>
-          <w:bookmarkStart w:id="176" w:name="fig-cv-simulated"/>
+          <w:bookmarkStart w:id="181" w:name="fig-cv-simulated"/>
           <w:p>
             <w:pPr>
               <w:pStyle w:val="SourceCode"/>
@@ -47459,18 +48512,18 @@
                 <wp:inline>
                   <wp:extent cx="4620126" cy="3696101"/>
                   <wp:effectExtent b="0" l="0" r="0" t="0"/>
-                  <wp:docPr descr="" title="" id="174" name="Picture"/>
+                  <wp:docPr descr="" title="" id="179" name="Picture"/>
                   <a:graphic>
                     <a:graphicData uri="http://schemas.openxmlformats.org/drawingml/2006/picture">
                       <pic:pic>
                         <pic:nvPicPr>
-                          <pic:cNvPr descr="model-validation_files/figure-docx/cv-simulated-plot-1.png" id="175" name="Picture"/>
+                          <pic:cNvPr descr="model-validation_files/figure-docx/cv-simulated-plot-1.png" id="180" name="Picture"/>
                           <pic:cNvPicPr>
                             <a:picLocks noChangeArrowheads="1" noChangeAspect="1"/>
                           </pic:cNvPicPr>
                         </pic:nvPicPr>
                         <pic:blipFill>
-                          <a:blip r:embed="rId173"/>
+                          <a:blip r:embed="rId178"/>
                           <a:stretch>
                             <a:fillRect/>
                           </a:stretch>
@@ -47539,7 +48592,7 @@
               <w:t xml:space="preserve">could be computed from real data.</w:t>
             </w:r>
           </w:p>
-          <w:bookmarkEnd w:id="176"/>
+          <w:bookmarkEnd w:id="181"/>
         </w:tc>
       </w:tr>
     </w:tbl>
@@ -48026,7 +49079,7 @@
           <w:rPr>
             <w:rStyle w:val="Hyperlink"/>
           </w:rPr>
-          <w:t xml:space="preserve">Remark 22</w:t>
+          <w:t xml:space="preserve">Remark 23</w:t>
         </w:r>
       </w:hyperlink>
       <w:r>
@@ -48090,7 +49143,7 @@
           <w:rPr>
             <w:rStyle w:val="Hyperlink"/>
           </w:rPr>
-          <w:t xml:space="preserve">Remark 22</w:t>
+          <w:t xml:space="preserve">Remark 23</w:t>
         </w:r>
       </w:hyperlink>
       <w:r>
@@ -49440,8 +50493,8 @@
         <w:t xml:space="preserve">new ones.</w:t>
       </w:r>
     </w:p>
-    <w:bookmarkEnd w:id="177"/>
-    <w:bookmarkStart w:id="180" w:name="exm-kfold-mtcars"/>
+    <w:bookmarkEnd w:id="182"/>
+    <w:bookmarkStart w:id="185" w:name="exm-kfold-mtcars"/>
     <w:p>
       <w:pPr>
         <w:pStyle w:val="BodyText"/>
@@ -49644,7 +50697,7 @@
       <w:tr>
         <w:tc>
           <w:tcPr/>
-          <w:bookmarkStart w:id="178" w:name="tbl-cv-mtcars-repeats"/>
+          <w:bookmarkStart w:id="183" w:name="tbl-cv-mtcars-repeats"/>
           <w:p>
             <w:pPr>
               <w:jc w:val="center"/>
@@ -50300,7 +51353,7 @@
               <w:t xml:space="preserve">#&gt; 5         5     3.38     2.74     2.78     2.81</w:t>
             </w:r>
           </w:p>
-          <w:bookmarkEnd w:id="178"/>
+          <w:bookmarkEnd w:id="183"/>
         </w:tc>
       </w:tr>
     </w:tbl>
@@ -50325,7 +51378,7 @@
       <w:tr>
         <w:tc>
           <w:tcPr/>
-          <w:bookmarkStart w:id="179" w:name="tbl-cv-mtcars"/>
+          <w:bookmarkStart w:id="184" w:name="tbl-cv-mtcars"/>
           <w:p>
             <w:pPr>
               <w:jc w:val="center"/>
@@ -50681,7 +51734,7 @@
               <w:t xml:space="preserve">#&gt; 5         5 2       2.74</w:t>
             </w:r>
           </w:p>
-          <w:bookmarkEnd w:id="179"/>
+          <w:bookmarkEnd w:id="184"/>
         </w:tc>
       </w:tr>
     </w:tbl>
@@ -51305,7 +52358,7 @@
           <w:rPr>
             <w:rStyle w:val="Hyperlink"/>
           </w:rPr>
-          <w:t xml:space="preserve">Equation 31</w:t>
+          <w:t xml:space="preserve">Equation 33</w:t>
         </w:r>
       </w:hyperlink>
       <w:r>
@@ -51371,9 +52424,9 @@
         <w:t xml:space="preserve">may not survive a different split.</w:t>
       </w:r>
     </w:p>
-    <w:bookmarkEnd w:id="180"/>
-    <w:bookmarkEnd w:id="181"/>
-    <w:bookmarkStart w:id="208" w:name="sec-loocv"/>
+    <w:bookmarkEnd w:id="185"/>
+    <w:bookmarkEnd w:id="186"/>
+    <w:bookmarkStart w:id="213" w:name="sec-loocv"/>
     <w:p>
       <w:pPr>
         <w:pStyle w:val="Heading2"/>
@@ -51382,7 +52435,7 @@
         <w:t xml:space="preserve">7 Leave-one-out cross-validation</w:t>
       </w:r>
     </w:p>
-    <w:bookmarkStart w:id="182" w:name="exr-loocv"/>
+    <w:bookmarkStart w:id="187" w:name="exr-loocv"/>
     <w:p>
       <w:pPr>
         <w:pStyle w:val="FirstParagraph"/>
@@ -51585,15 +52638,15 @@
           <w:rPr>
             <w:rStyle w:val="Hyperlink"/>
           </w:rPr>
-          <w:t xml:space="preserve">Equation 31</w:t>
+          <w:t xml:space="preserve">Equation 33</w:t>
         </w:r>
       </w:hyperlink>
       <w:r>
         <w:t xml:space="preserve">) differ?</w:t>
       </w:r>
     </w:p>
-    <w:bookmarkEnd w:id="182"/>
-    <w:bookmarkStart w:id="183" w:name="sol-loocv"/>
+    <w:bookmarkEnd w:id="187"/>
+    <w:bookmarkStart w:id="188" w:name="sol-loocv"/>
     <w:p>
       <w:pPr>
         <w:pStyle w:val="FirstParagraph"/>
@@ -51754,7 +52807,7 @@
           <w:rPr>
             <w:rStyle w:val="Hyperlink"/>
           </w:rPr>
-          <w:t xml:space="preserve">Equation 31</w:t>
+          <w:t xml:space="preserve">Equation 33</w:t>
         </w:r>
       </w:hyperlink>
       <w:r>
@@ -51790,8 +52843,8 @@
         <w:t xml:space="preserve">the estimate is not random.</w:t>
       </w:r>
     </w:p>
-    <w:bookmarkEnd w:id="183"/>
-    <w:bookmarkStart w:id="185" w:name="def-loocv"/>
+    <w:bookmarkEnd w:id="188"/>
+    <w:bookmarkStart w:id="190" w:name="def-loocv"/>
     <w:p>
       <w:pPr>
         <w:pStyle w:val="FirstParagraph"/>
@@ -51801,7 +52854,7 @@
           <w:b/>
           <w:bCs/>
         </w:rPr>
-        <w:t xml:space="preserve">Definition 32 (Leave-one-out cross-validation)</w:t>
+        <w:t xml:space="preserve">Definition 34 (Leave-one-out cross-validation)</w:t>
       </w:r>
       <w:r>
         <w:t xml:space="preserve"> </w:t>
@@ -52065,7 +53118,7 @@
           <w:rPr>
             <w:rStyle w:val="Hyperlink"/>
           </w:rPr>
-          <w:t xml:space="preserve">Equation 31</w:t>
+          <w:t xml:space="preserve">Equation 33</w:t>
         </w:r>
       </w:hyperlink>
       <w:r>
@@ -52099,7 +53152,7 @@
       <w:pPr>
         <w:pStyle w:val="BodyText"/>
       </w:pPr>
-      <w:bookmarkStart w:id="184" w:name="eq-loocv"/>
+      <w:bookmarkStart w:id="189" w:name="eq-loocv"/>
       <m:oMathPara>
         <m:oMathParaPr>
           <m:jc m:val="center"/>
@@ -52339,7 +53392,7 @@
             <m:t>(</m:t>
           </m:r>
           <m:r>
-            <m:t>34</m:t>
+            <m:t>36</m:t>
           </m:r>
           <m:r>
             <m:rPr>
@@ -52349,7 +53402,7 @@
           </m:r>
         </m:oMath>
       </m:oMathPara>
-      <w:bookmarkEnd w:id="184"/>
+      <w:bookmarkEnd w:id="189"/>
     </w:p>
     <w:p>
       <w:pPr>
@@ -52368,8 +53421,8 @@
         <w:t xml:space="preserve">.</w:t>
       </w:r>
     </w:p>
-    <w:bookmarkEnd w:id="185"/>
-    <w:bookmarkStart w:id="186" w:name="lem-loocv-not-random"/>
+    <w:bookmarkEnd w:id="190"/>
+    <w:bookmarkStart w:id="191" w:name="lem-loocv-not-random"/>
     <w:p>
       <w:pPr>
         <w:pStyle w:val="BodyText"/>
@@ -52718,7 +53771,7 @@
         <w:t xml:space="preserve">.</w:t>
       </w:r>
     </w:p>
-    <w:bookmarkEnd w:id="186"/>
+    <w:bookmarkEnd w:id="191"/>
     <w:p>
       <w:pPr>
         <w:pStyle w:val="BodyText"/>
@@ -52778,7 +53831,7 @@
           <w:rPr>
             <w:rStyle w:val="Hyperlink"/>
           </w:rPr>
-          <w:t xml:space="preserve">Equation 31</w:t>
+          <w:t xml:space="preserve">Equation 33</w:t>
         </w:r>
       </w:hyperlink>
       <w:r>
@@ -52795,7 +53848,7 @@
           <w:rPr>
             <w:rStyle w:val="Hyperlink"/>
           </w:rPr>
-          <w:t xml:space="preserve">Equation 30</w:t>
+          <w:t xml:space="preserve">Equation 32</w:t>
         </w:r>
       </w:hyperlink>
       <w:r>
@@ -52879,7 +53932,7 @@
           <w:rPr>
             <w:rStyle w:val="Hyperlink"/>
           </w:rPr>
-          <w:t xml:space="preserve">Equation 27</w:t>
+          <w:t xml:space="preserve">Equation 29</w:t>
         </w:r>
       </w:hyperlink>
       <w:r>
@@ -52983,7 +54036,7 @@
           <w:rPr>
             <w:rStyle w:val="Hyperlink"/>
           </w:rPr>
-          <w:t xml:space="preserve">Equation 29</w:t>
+          <w:t xml:space="preserve">Equation 31</w:t>
         </w:r>
       </w:hyperlink>
       <w:r>
@@ -53515,7 +54568,7 @@
           <w:rPr>
             <w:rStyle w:val="Hyperlink"/>
           </w:rPr>
-          <w:t xml:space="preserve">Equation 30</w:t>
+          <w:t xml:space="preserve">Equation 32</w:t>
         </w:r>
       </w:hyperlink>
       <w:r>
@@ -53844,7 +54897,7 @@
           <w:rPr>
             <w:rStyle w:val="Hyperlink"/>
           </w:rPr>
-          <w:t xml:space="preserve">Equation 31</w:t>
+          <w:t xml:space="preserve">Equation 33</w:t>
         </w:r>
       </w:hyperlink>
       <w:r>
@@ -53950,7 +55003,7 @@
           <w:rPr>
             <w:rStyle w:val="Hyperlink"/>
           </w:rPr>
-          <w:t xml:space="preserve">Equation 31</w:t>
+          <w:t xml:space="preserve">Equation 33</w:t>
         </w:r>
       </w:hyperlink>
       <w:r>
@@ -54244,7 +55297,7 @@
         <w:t xml:space="preserve">fits, with the folds numbered differently.</w:t>
       </w:r>
     </w:p>
-    <w:bookmarkStart w:id="188" w:name="def-term-vector"/>
+    <w:bookmarkStart w:id="193" w:name="def-term-vector"/>
     <w:p>
       <w:pPr>
         <w:pStyle w:val="FirstParagraph"/>
@@ -54254,7 +55307,7 @@
           <w:b/>
           <w:bCs/>
         </w:rPr>
-        <w:t xml:space="preserve">Definition 33 (Term vector)</w:t>
+        <w:t xml:space="preserve">Definition 35 (Term vector)</w:t>
       </w:r>
       <w:r>
         <w:t xml:space="preserve"> </w:t>
@@ -54505,7 +55558,7 @@
       <w:pPr>
         <w:pStyle w:val="BodyText"/>
       </w:pPr>
-      <w:bookmarkStart w:id="187" w:name="eq-term-vector"/>
+      <w:bookmarkStart w:id="192" w:name="eq-term-vector"/>
       <m:oMathPara>
         <m:oMathParaPr>
           <m:jc m:val="center"/>
@@ -54695,7 +55748,7 @@
             <m:t>(</m:t>
           </m:r>
           <m:r>
-            <m:t>35</m:t>
+            <m:t>37</m:t>
           </m:r>
           <m:r>
             <m:rPr>
@@ -54705,10 +55758,10 @@
           </m:r>
         </m:oMath>
       </m:oMathPara>
-      <w:bookmarkEnd w:id="187"/>
+      <w:bookmarkEnd w:id="192"/>
     </w:p>
-    <w:bookmarkEnd w:id="188"/>
-    <w:bookmarkStart w:id="190" w:name="rem-term-vector"/>
+    <w:bookmarkEnd w:id="193"/>
+    <w:bookmarkStart w:id="195" w:name="rem-term-vector"/>
     <w:p>
       <w:pPr>
         <w:pStyle w:val="FirstParagraph"/>
@@ -54718,7 +55771,7 @@
           <w:i/>
           <w:iCs/>
         </w:rPr>
-        <w:t xml:space="preserve">Remark 24</w:t>
+        <w:t xml:space="preserve">Remark 25</w:t>
       </w:r>
       <w:r>
         <w:t xml:space="preserve"> (The term vector of simple linear regression). </w:t>
@@ -54801,7 +55854,7 @@
       <w:r>
         <w:t xml:space="preserve"> </w:t>
       </w:r>
-      <w:hyperlink r:id="rId189">
+      <w:hyperlink r:id="rId194">
         <w:r>
           <w:rPr>
             <w:rStyle w:val="Hyperlink"/>
@@ -54837,8 +55890,8 @@
         <w:t xml:space="preserve">.</w:t>
       </w:r>
     </w:p>
-    <w:bookmarkEnd w:id="190"/>
-    <w:bookmarkStart w:id="192" w:name="def-cross-product-matrix"/>
+    <w:bookmarkEnd w:id="195"/>
+    <w:bookmarkStart w:id="197" w:name="def-cross-product-matrix"/>
     <w:p>
       <w:pPr>
         <w:pStyle w:val="BodyText"/>
@@ -54848,7 +55901,7 @@
           <w:b/>
           <w:bCs/>
         </w:rPr>
-        <w:t xml:space="preserve">Definition 34 (Cross-product matrix (sum-of-squares and cross-products matrix))</w:t>
+        <w:t xml:space="preserve">Definition 36 (Cross-product matrix (sum-of-squares and cross-products matrix))</w:t>
       </w:r>
       <w:r>
         <w:t xml:space="preserve"> </w:t>
@@ -54960,7 +56013,7 @@
       <w:pPr>
         <w:pStyle w:val="BodyText"/>
       </w:pPr>
-      <w:bookmarkStart w:id="191" w:name="eq-cross-product-matrix"/>
+      <w:bookmarkStart w:id="196" w:name="eq-cross-product-matrix"/>
       <m:oMathPara>
         <m:oMathParaPr>
           <m:jc m:val="center"/>
@@ -55083,7 +56136,7 @@
             <m:t>(</m:t>
           </m:r>
           <m:r>
-            <m:t>36</m:t>
+            <m:t>38</m:t>
           </m:r>
           <m:r>
             <m:rPr>
@@ -55093,10 +56146,10 @@
           </m:r>
         </m:oMath>
       </m:oMathPara>
-      <w:bookmarkEnd w:id="191"/>
+      <w:bookmarkEnd w:id="196"/>
     </w:p>
-    <w:bookmarkEnd w:id="192"/>
-    <w:bookmarkStart w:id="194" w:name="rem-source-cross-product-matrix"/>
+    <w:bookmarkEnd w:id="197"/>
+    <w:bookmarkStart w:id="199" w:name="rem-source-cross-product-matrix"/>
     <w:p>
       <w:pPr>
         <w:pStyle w:val="FirstParagraph"/>
@@ -55106,7 +56159,7 @@
           <w:i/>
           <w:iCs/>
         </w:rPr>
-        <w:t xml:space="preserve">Remark 25</w:t>
+        <w:t xml:space="preserve">Remark 26</w:t>
       </w:r>
       <w:r>
         <w:t xml:space="preserve"> (Source: Cross-product matrix (sum-of-squares and cross-products matrix)). </w:t>
@@ -55145,7 +56198,7 @@
       <w:r>
         <w:t xml:space="preserve"> </w:t>
       </w:r>
-      <w:hyperlink r:id="rId193">
+      <w:hyperlink r:id="rId198">
         <w:r>
           <w:rPr>
             <w:rStyle w:val="Hyperlink"/>
@@ -55157,8 +56210,8 @@
         <w:t xml:space="preserve">).</w:t>
       </w:r>
     </w:p>
-    <w:bookmarkEnd w:id="194"/>
-    <w:bookmarkStart w:id="197" w:name="rem-cross-product-matrix"/>
+    <w:bookmarkEnd w:id="199"/>
+    <w:bookmarkStart w:id="202" w:name="rem-cross-product-matrix"/>
     <w:p>
       <w:pPr>
         <w:pStyle w:val="BodyText"/>
@@ -55168,7 +56221,7 @@
           <w:i/>
           <w:iCs/>
         </w:rPr>
-        <w:t xml:space="preserve">Remark 26</w:t>
+        <w:t xml:space="preserve">Remark 27</w:t>
       </w:r>
       <w:r>
         <w:t xml:space="preserve"> (Cross-product matrix as a matrix product). </w:t>
@@ -55467,18 +56520,18 @@
                 <wp:inline>
                   <wp:extent cx="152400" cy="152400"/>
                   <wp:effectExtent b="0" l="0" r="0" t="0"/>
-                  <wp:docPr descr="" title="" id="195" name="Picture"/>
+                  <wp:docPr descr="" title="" id="200" name="Picture"/>
                   <a:graphic>
                     <a:graphicData uri="http://schemas.openxmlformats.org/drawingml/2006/picture">
                       <pic:pic>
                         <pic:nvPicPr>
-                          <pic:cNvPr descr="/opt/quarto/share/formats/docx/note.png" id="196" name="Picture"/>
+                          <pic:cNvPr descr="/opt/quarto/share/formats/docx/note.png" id="201" name="Picture"/>
                           <pic:cNvPicPr>
                             <a:picLocks noChangeArrowheads="1" noChangeAspect="1"/>
                           </pic:cNvPicPr>
                         </pic:nvPicPr>
                         <pic:blipFill>
-                          <a:blip r:embed="rId141"/>
+                          <a:blip r:embed="rId146"/>
                           <a:stretch>
                             <a:fillRect/>
                           </a:stretch>
@@ -55558,7 +56611,7 @@
             <w:r>
               <w:t xml:space="preserve"> </w:t>
             </w:r>
-            <w:hyperlink r:id="rId193">
+            <w:hyperlink r:id="rId198">
               <w:r>
                 <w:rPr>
                   <w:rStyle w:val="Hyperlink"/>
@@ -55586,8 +56639,8 @@
         </w:tc>
       </w:tr>
     </w:tbl>
-    <w:bookmarkEnd w:id="197"/>
-    <w:bookmarkStart w:id="200" w:name="def-leverage"/>
+    <w:bookmarkEnd w:id="202"/>
+    <w:bookmarkStart w:id="205" w:name="def-leverage"/>
     <w:p>
       <w:pPr>
         <w:pStyle w:val="BodyText"/>
@@ -55597,7 +56650,7 @@
           <w:b/>
           <w:bCs/>
         </w:rPr>
-        <w:t xml:space="preserve">Definition 35 (Leverage)</w:t>
+        <w:t xml:space="preserve">Definition 37 (Leverage)</w:t>
       </w:r>
       <w:r>
         <w:t xml:space="preserve"> </w:t>
@@ -55608,7 +56661,7 @@
       <w:r>
         <w:t xml:space="preserve"> </w:t>
       </w:r>
-      <w:hyperlink r:id="rId198">
+      <w:hyperlink r:id="rId203">
         <w:r>
           <w:rPr>
             <w:rStyle w:val="Hyperlink"/>
@@ -55752,7 +56805,7 @@
       <w:pPr>
         <w:pStyle w:val="BodyText"/>
       </w:pPr>
-      <w:bookmarkStart w:id="199" w:name="eq-leverage"/>
+      <w:bookmarkStart w:id="204" w:name="eq-leverage"/>
       <m:oMathPara>
         <m:oMathParaPr>
           <m:jc m:val="center"/>
@@ -55873,7 +56926,7 @@
             <m:t>(</m:t>
           </m:r>
           <m:r>
-            <m:t>37</m:t>
+            <m:t>39</m:t>
           </m:r>
           <m:r>
             <m:rPr>
@@ -55883,10 +56936,10 @@
           </m:r>
         </m:oMath>
       </m:oMathPara>
-      <w:bookmarkEnd w:id="199"/>
+      <w:bookmarkEnd w:id="204"/>
     </w:p>
-    <w:bookmarkEnd w:id="200"/>
-    <w:bookmarkStart w:id="202" w:name="rem-source-leverage"/>
+    <w:bookmarkEnd w:id="205"/>
+    <w:bookmarkStart w:id="207" w:name="rem-source-leverage"/>
     <w:p>
       <w:pPr>
         <w:pStyle w:val="FirstParagraph"/>
@@ -55896,7 +56949,7 @@
           <w:i/>
           <w:iCs/>
         </w:rPr>
-        <w:t xml:space="preserve">Remark 27</w:t>
+        <w:t xml:space="preserve">Remark 28</w:t>
       </w:r>
       <w:r>
         <w:t xml:space="preserve"> (Source: Leverage). </w:t>
@@ -55933,7 +56986,7 @@
       <w:r>
         <w:t xml:space="preserve"> </w:t>
       </w:r>
-      <w:hyperlink r:id="rId201">
+      <w:hyperlink r:id="rId206">
         <w:r>
           <w:rPr>
             <w:rStyle w:val="Hyperlink"/>
@@ -55945,8 +56998,8 @@
         <w:t xml:space="preserve">.</w:t>
       </w:r>
     </w:p>
-    <w:bookmarkEnd w:id="202"/>
-    <w:bookmarkStart w:id="204" w:name="thm-loocv-shortcut"/>
+    <w:bookmarkEnd w:id="207"/>
+    <w:bookmarkStart w:id="209" w:name="thm-loocv-shortcut"/>
     <w:p>
       <w:pPr>
         <w:pStyle w:val="BodyText"/>
@@ -55967,7 +57020,7 @@
       <w:r>
         <w:t xml:space="preserve"> </w:t>
       </w:r>
-      <w:hyperlink r:id="rId198">
+      <w:hyperlink r:id="rId203">
         <w:r>
           <w:rPr>
             <w:rStyle w:val="Hyperlink"/>
@@ -56193,7 +57246,7 @@
       <w:pPr>
         <w:pStyle w:val="BodyText"/>
       </w:pPr>
-      <w:bookmarkStart w:id="203" w:name="eq-loocv-shortcut"/>
+      <w:bookmarkStart w:id="208" w:name="eq-loocv-shortcut"/>
       <m:oMathPara>
         <m:oMathParaPr>
           <m:jc m:val="center"/>
@@ -56373,7 +57426,7 @@
             <m:t>(</m:t>
           </m:r>
           <m:r>
-            <m:t>38</m:t>
+            <m:t>40</m:t>
           </m:r>
           <m:r>
             <m:rPr>
@@ -56383,9 +57436,9 @@
           </m:r>
         </m:oMath>
       </m:oMathPara>
-      <w:bookmarkEnd w:id="203"/>
+      <w:bookmarkEnd w:id="208"/>
     </w:p>
-    <w:bookmarkEnd w:id="204"/>
+    <w:bookmarkEnd w:id="209"/>
     <w:p>
       <w:pPr>
         <w:pStyle w:val="FirstParagraph"/>
@@ -56514,7 +57567,7 @@
         <w:t xml:space="preserve">which this page does not develop.</w:t>
       </w:r>
     </w:p>
-    <w:bookmarkStart w:id="205" w:name="rem-source-loocv-shortcut"/>
+    <w:bookmarkStart w:id="210" w:name="rem-source-loocv-shortcut"/>
     <w:p>
       <w:pPr>
         <w:pStyle w:val="BodyText"/>
@@ -56524,7 +57577,7 @@
           <w:i/>
           <w:iCs/>
         </w:rPr>
-        <w:t xml:space="preserve">Remark 28</w:t>
+        <w:t xml:space="preserve">Remark 29</w:t>
       </w:r>
       <w:r>
         <w:t xml:space="preserve"> (Source: Leave-one-out cross-validation for least squares). </w:t>
@@ -56557,8 +57610,8 @@
         <w:t xml:space="preserve">for many linear fitting methods.</w:t>
       </w:r>
     </w:p>
-    <w:bookmarkEnd w:id="205"/>
-    <w:bookmarkStart w:id="206" w:name="exm-loocv-shortcut"/>
+    <w:bookmarkEnd w:id="210"/>
+    <w:bookmarkStart w:id="211" w:name="exm-loocv-shortcut"/>
     <w:p>
       <w:pPr>
         <w:pStyle w:val="BodyText"/>
@@ -56709,7 +57762,7 @@
           <w:rPr>
             <w:rStyle w:val="Hyperlink"/>
           </w:rPr>
-          <w:t xml:space="preserve">Equation 34</w:t>
+          <w:t xml:space="preserve">Equation 36</w:t>
         </w:r>
       </w:hyperlink>
       <w:r>
@@ -57646,7 +58699,7 @@
         <w:rPr>
           <w:rStyle w:val="CommentTok"/>
         </w:rPr>
-        <w:t xml:space="preserve">#&gt;    7.10543e-15    2.00000e+00</w:t>
+        <w:t xml:space="preserve">#&gt;    8.88178e-15    2.00000e+00</w:t>
       </w:r>
     </w:p>
     <w:p>
@@ -57654,7 +58707,7 @@
         <w:pStyle w:val="FirstParagraph"/>
       </w:pPr>
       <w:r>
-        <w:t xml:space="preserve">The two columns differ by at most 7.1e-15,</w:t>
+        <w:t xml:space="preserve">The two columns differ by at most 8.9e-15,</w:t>
       </w:r>
       <w:r>
         <w:t xml:space="preserve"> </w:t>
@@ -57698,8 +58751,8 @@
         <w:t xml:space="preserve">rerunning it always gives the same choice.</w:t>
       </w:r>
     </w:p>
-    <w:bookmarkEnd w:id="206"/>
-    <w:bookmarkStart w:id="207" w:name="rem-loocv"/>
+    <w:bookmarkEnd w:id="211"/>
+    <w:bookmarkStart w:id="212" w:name="rem-loocv"/>
     <w:p>
       <w:pPr>
         <w:pStyle w:val="BodyText"/>
@@ -57709,7 +58762,7 @@
           <w:i/>
           <w:iCs/>
         </w:rPr>
-        <w:t xml:space="preserve">Remark 29</w:t>
+        <w:t xml:space="preserve">Remark 30</w:t>
       </w:r>
       <w:r>
         <w:t xml:space="preserve"> (When to use leave-one-out cross-validation). </w:t>
@@ -57748,7 +58801,7 @@
           <w:rPr>
             <w:rStyle w:val="Hyperlink"/>
           </w:rPr>
-          <w:t xml:space="preserve">Remark 23</w:t>
+          <w:t xml:space="preserve">Remark 24</w:t>
         </w:r>
       </w:hyperlink>
       <w:r>
@@ -57768,7 +58821,7 @@
           <w:rPr>
             <w:rStyle w:val="Hyperlink"/>
           </w:rPr>
-          <w:t xml:space="preserve">Remark 22</w:t>
+          <w:t xml:space="preserve">Remark 23</w:t>
         </w:r>
       </w:hyperlink>
       <w:r>
@@ -58171,9 +59224,9 @@
         <w:t xml:space="preserve">fits.</w:t>
       </w:r>
     </w:p>
-    <w:bookmarkEnd w:id="207"/>
-    <w:bookmarkEnd w:id="208"/>
-    <w:bookmarkStart w:id="237" w:name="sec-cv-model-choice"/>
+    <w:bookmarkEnd w:id="212"/>
+    <w:bookmarkEnd w:id="213"/>
+    <w:bookmarkStart w:id="242" w:name="sec-cv-model-choice"/>
     <w:p>
       <w:pPr>
         <w:pStyle w:val="Heading2"/>
@@ -58182,7 +59235,7 @@
         <w:t xml:space="preserve">8 Choosing a model by cross-validation</w:t>
       </w:r>
     </w:p>
-    <w:bookmarkStart w:id="210" w:name="def-cv-estimate-indexed"/>
+    <w:bookmarkStart w:id="215" w:name="def-cv-estimate-indexed"/>
     <w:p>
       <w:pPr>
         <w:pStyle w:val="FirstParagraph"/>
@@ -58192,7 +59245,7 @@
           <w:b/>
           <w:bCs/>
         </w:rPr>
-        <w:t xml:space="preserve">Definition 36 (Cross-validation estimate of a named procedure)</w:t>
+        <w:t xml:space="preserve">Definition 38 (Cross-validation estimate of a named procedure)</w:t>
       </w:r>
       <w:r>
         <w:t xml:space="preserve"> </w:t>
@@ -58560,7 +59613,7 @@
       <w:pPr>
         <w:pStyle w:val="BodyText"/>
       </w:pPr>
-      <w:bookmarkStart w:id="209" w:name="eq-cv-estimate-indexed"/>
+      <w:bookmarkStart w:id="214" w:name="eq-cv-estimate-indexed"/>
       <m:oMathPara>
         <m:oMathParaPr>
           <m:jc m:val="center"/>
@@ -58960,7 +60013,7 @@
             <m:t>(</m:t>
           </m:r>
           <m:r>
-            <m:t>39</m:t>
+            <m:t>41</m:t>
           </m:r>
           <m:r>
             <m:rPr>
@@ -58970,10 +60023,10 @@
           </m:r>
         </m:oMath>
       </m:oMathPara>
-      <w:bookmarkEnd w:id="209"/>
+      <w:bookmarkEnd w:id="214"/>
     </w:p>
-    <w:bookmarkEnd w:id="210"/>
-    <w:bookmarkStart w:id="212" w:name="def-cv-choice"/>
+    <w:bookmarkEnd w:id="215"/>
+    <w:bookmarkStart w:id="217" w:name="def-cv-choice"/>
     <w:p>
       <w:pPr>
         <w:pStyle w:val="FirstParagraph"/>
@@ -58983,7 +60036,7 @@
           <w:b/>
           <w:bCs/>
         </w:rPr>
-        <w:t xml:space="preserve">Definition 37 (Cross-validation choice procedure)</w:t>
+        <w:t xml:space="preserve">Definition 39 (Cross-validation choice procedure)</w:t>
       </w:r>
       <w:r>
         <w:t xml:space="preserve"> </w:t>
@@ -59315,7 +60368,7 @@
       <w:pPr>
         <w:pStyle w:val="BodyText"/>
       </w:pPr>
-      <w:bookmarkStart w:id="211" w:name="eq-cv-choice"/>
+      <w:bookmarkStart w:id="216" w:name="eq-cv-choice"/>
       <m:oMathPara>
         <m:oMathParaPr>
           <m:jc m:val="center"/>
@@ -59589,7 +60642,7 @@
             <m:t>(</m:t>
           </m:r>
           <m:r>
-            <m:t>40</m:t>
+            <m:t>42</m:t>
           </m:r>
           <m:r>
             <m:rPr>
@@ -59599,10 +60652,10 @@
           </m:r>
         </m:oMath>
       </m:oMathPara>
-      <w:bookmarkEnd w:id="211"/>
+      <w:bookmarkEnd w:id="216"/>
     </w:p>
-    <w:bookmarkEnd w:id="212"/>
-    <w:bookmarkStart w:id="214" w:name="def-nested-cv"/>
+    <w:bookmarkEnd w:id="217"/>
+    <w:bookmarkStart w:id="219" w:name="def-nested-cv"/>
     <w:p>
       <w:pPr>
         <w:pStyle w:val="FirstParagraph"/>
@@ -59612,7 +60665,7 @@
           <w:b/>
           <w:bCs/>
         </w:rPr>
-        <w:t xml:space="preserve">Definition 38 (Nested cross-validation)</w:t>
+        <w:t xml:space="preserve">Definition 40 (Nested cross-validation)</w:t>
       </w:r>
       <w:r>
         <w:t xml:space="preserve"> </w:t>
@@ -59729,7 +60782,7 @@
       <w:pPr>
         <w:pStyle w:val="BodyText"/>
       </w:pPr>
-      <w:bookmarkStart w:id="213" w:name="eq-nested-cv"/>
+      <w:bookmarkStart w:id="218" w:name="eq-nested-cv"/>
       <m:oMathPara>
         <m:oMathParaPr>
           <m:jc m:val="center"/>
@@ -59846,7 +60899,7 @@
             <m:t>(</m:t>
           </m:r>
           <m:r>
-            <m:t>41</m:t>
+            <m:t>43</m:t>
           </m:r>
           <m:r>
             <m:rPr>
@@ -59856,10 +60909,10 @@
           </m:r>
         </m:oMath>
       </m:oMathPara>
-      <w:bookmarkEnd w:id="213"/>
+      <w:bookmarkEnd w:id="218"/>
     </w:p>
-    <w:bookmarkEnd w:id="214"/>
-    <w:bookmarkStart w:id="215" w:name="rem-source-nested-cv"/>
+    <w:bookmarkEnd w:id="219"/>
+    <w:bookmarkStart w:id="220" w:name="rem-source-nested-cv"/>
     <w:p>
       <w:pPr>
         <w:pStyle w:val="FirstParagraph"/>
@@ -59869,7 +60922,7 @@
           <w:i/>
           <w:iCs/>
         </w:rPr>
-        <w:t xml:space="preserve">Remark 30</w:t>
+        <w:t xml:space="preserve">Remark 31</w:t>
       </w:r>
       <w:r>
         <w:t xml:space="preserve"> (Source: Nested cross-validation). </w:t>
@@ -59890,8 +60943,8 @@
         <w:t xml:space="preserve">choices included.</w:t>
       </w:r>
     </w:p>
-    <w:bookmarkEnd w:id="215"/>
-    <w:bookmarkStart w:id="216" w:name="rem-nested-cv"/>
+    <w:bookmarkEnd w:id="220"/>
+    <w:bookmarkStart w:id="221" w:name="rem-nested-cv"/>
     <w:p>
       <w:pPr>
         <w:pStyle w:val="BodyText"/>
@@ -59901,7 +60954,7 @@
           <w:i/>
           <w:iCs/>
         </w:rPr>
-        <w:t xml:space="preserve">Remark 31</w:t>
+        <w:t xml:space="preserve">Remark 32</w:t>
       </w:r>
       <w:r>
         <w:t xml:space="preserve"> (What is nested). </w:t>
@@ -60047,8 +61100,8 @@
         <w:t xml:space="preserve">That inner cross-validation is the nested one.</w:t>
       </w:r>
     </w:p>
-    <w:bookmarkEnd w:id="216"/>
-    <w:bookmarkStart w:id="219" w:name="rem-cv-winner-optimistic"/>
+    <w:bookmarkEnd w:id="221"/>
+    <w:bookmarkStart w:id="224" w:name="rem-cv-winner-optimistic"/>
     <w:p>
       <w:pPr>
         <w:pStyle w:val="BodyText"/>
@@ -60058,7 +61111,7 @@
           <w:i/>
           <w:iCs/>
         </w:rPr>
-        <w:t xml:space="preserve">Remark 32</w:t>
+        <w:t xml:space="preserve">Remark 33</w:t>
       </w:r>
       <w:r>
         <w:t xml:space="preserve"> (Cross-validation replaces the validation set, not the test set). </w:t>
@@ -60241,18 +61294,18 @@
                 <wp:inline>
                   <wp:extent cx="152400" cy="152400"/>
                   <wp:effectExtent b="0" l="0" r="0" t="0"/>
-                  <wp:docPr descr="" title="" id="217" name="Picture"/>
+                  <wp:docPr descr="" title="" id="222" name="Picture"/>
                   <a:graphic>
                     <a:graphicData uri="http://schemas.openxmlformats.org/drawingml/2006/picture">
                       <pic:pic>
                         <pic:nvPicPr>
-                          <pic:cNvPr descr="/opt/quarto/share/formats/docx/note.png" id="218" name="Picture"/>
+                          <pic:cNvPr descr="/opt/quarto/share/formats/docx/note.png" id="223" name="Picture"/>
                           <pic:cNvPicPr>
                             <a:picLocks noChangeArrowheads="1" noChangeAspect="1"/>
                           </pic:cNvPicPr>
                         </pic:nvPicPr>
                         <pic:blipFill>
-                          <a:blip r:embed="rId141"/>
+                          <a:blip r:embed="rId146"/>
                           <a:stretch>
                             <a:fillRect/>
                           </a:stretch>
@@ -60316,8 +61369,8 @@
         </w:tc>
       </w:tr>
     </w:tbl>
-    <w:bookmarkEnd w:id="219"/>
-    <w:bookmarkStart w:id="222" w:name="def-cv-se"/>
+    <w:bookmarkEnd w:id="224"/>
+    <w:bookmarkStart w:id="227" w:name="def-cv-se"/>
     <w:p>
       <w:pPr>
         <w:pStyle w:val="BodyText"/>
@@ -60327,7 +61380,7 @@
           <w:b/>
           <w:bCs/>
         </w:rPr>
-        <w:t xml:space="preserve">Definition 39 (Fold-based standard error)</w:t>
+        <w:t xml:space="preserve">Definition 41 (Fold-based standard error)</w:t>
       </w:r>
       <w:r>
         <w:t xml:space="preserve"> </w:t>
@@ -60421,7 +61474,7 @@
       <w:r>
         <w:t xml:space="preserve"> </w:t>
       </w:r>
-      <w:hyperlink r:id="rId220">
+      <w:hyperlink r:id="rId225">
         <w:r>
           <w:rPr>
             <w:rStyle w:val="Hyperlink"/>
@@ -60487,7 +61540,7 @@
       <w:pPr>
         <w:pStyle w:val="BodyText"/>
       </w:pPr>
-      <w:bookmarkStart w:id="221" w:name="eq-cv-se"/>
+      <w:bookmarkStart w:id="226" w:name="eq-cv-se"/>
       <m:oMathPara>
         <m:oMathParaPr>
           <m:jc m:val="center"/>
@@ -60652,7 +61705,7 @@
             <m:t>(</m:t>
           </m:r>
           <m:r>
-            <m:t>42</m:t>
+            <m:t>44</m:t>
           </m:r>
           <m:r>
             <m:rPr>
@@ -60662,10 +61715,10 @@
           </m:r>
         </m:oMath>
       </m:oMathPara>
-      <w:bookmarkEnd w:id="221"/>
+      <w:bookmarkEnd w:id="226"/>
     </w:p>
-    <w:bookmarkEnd w:id="222"/>
-    <w:bookmarkStart w:id="223" w:name="rem-source-cv-se"/>
+    <w:bookmarkEnd w:id="227"/>
+    <w:bookmarkStart w:id="228" w:name="rem-source-cv-se"/>
     <w:p>
       <w:pPr>
         <w:pStyle w:val="FirstParagraph"/>
@@ -60675,7 +61728,7 @@
           <w:i/>
           <w:iCs/>
         </w:rPr>
-        <w:t xml:space="preserve">Remark 33</w:t>
+        <w:t xml:space="preserve">Remark 34</w:t>
       </w:r>
       <w:r>
         <w:t xml:space="preserve"> (Source: Fold-based standard error). </w:t>
@@ -60687,8 +61740,8 @@
         <w:t xml:space="preserve">, who call the result a standard error.</w:t>
       </w:r>
     </w:p>
-    <w:bookmarkEnd w:id="223"/>
-    <w:bookmarkStart w:id="225" w:name="rem-cv-se"/>
+    <w:bookmarkEnd w:id="228"/>
+    <w:bookmarkStart w:id="230" w:name="rem-cv-se"/>
     <w:p>
       <w:pPr>
         <w:pStyle w:val="BodyText"/>
@@ -60698,7 +61751,7 @@
           <w:i/>
           <w:iCs/>
         </w:rPr>
-        <w:t xml:space="preserve">Remark 34</w:t>
+        <w:t xml:space="preserve">Remark 35</w:t>
       </w:r>
       <w:r>
         <w:t xml:space="preserve"> (The fold-based standard error is only a rough guide). </w:t>
@@ -60726,7 +61779,7 @@
           <w:rPr>
             <w:rStyle w:val="Hyperlink"/>
           </w:rPr>
-          <w:t xml:space="preserve">Equation 42</w:t>
+          <w:t xml:space="preserve">Equation 44</w:t>
         </w:r>
       </w:hyperlink>
       <w:r>
@@ -60911,7 +61964,7 @@
       <w:r>
         <w:t xml:space="preserve"> </w:t>
       </w:r>
-      <w:hyperlink r:id="rId224">
+      <w:hyperlink r:id="rId229">
         <w:r>
           <w:rPr>
             <w:rStyle w:val="Hyperlink"/>
@@ -60975,8 +62028,8 @@
         <w:t xml:space="preserve">.</w:t>
       </w:r>
     </w:p>
-    <w:bookmarkEnd w:id="225"/>
-    <w:bookmarkStart w:id="227" w:name="def-fold-mse-indexed"/>
+    <w:bookmarkEnd w:id="230"/>
+    <w:bookmarkStart w:id="232" w:name="def-fold-mse-indexed"/>
     <w:p>
       <w:pPr>
         <w:pStyle w:val="BodyText"/>
@@ -60986,7 +62039,7 @@
           <w:b/>
           <w:bCs/>
         </w:rPr>
-        <w:t xml:space="preserve">Definition 40 (Fold mean squared error of a named procedure)</w:t>
+        <w:t xml:space="preserve">Definition 42 (Fold mean squared error of a named procedure)</w:t>
       </w:r>
       <w:r>
         <w:t xml:space="preserve"> </w:t>
@@ -61154,7 +62207,7 @@
       <w:pPr>
         <w:pStyle w:val="BodyText"/>
       </w:pPr>
-      <w:bookmarkStart w:id="226" w:name="eq-fold-mse-indexed"/>
+      <w:bookmarkStart w:id="231" w:name="eq-fold-mse-indexed"/>
       <m:oMathPara>
         <m:oMathParaPr>
           <m:jc m:val="center"/>
@@ -61531,7 +62584,7 @@
             <m:t>(</m:t>
           </m:r>
           <m:r>
-            <m:t>43</m:t>
+            <m:t>45</m:t>
           </m:r>
           <m:r>
             <m:rPr>
@@ -61541,10 +62594,10 @@
           </m:r>
         </m:oMath>
       </m:oMathPara>
-      <w:bookmarkEnd w:id="226"/>
+      <w:bookmarkEnd w:id="231"/>
     </w:p>
-    <w:bookmarkEnd w:id="227"/>
-    <w:bookmarkStart w:id="229" w:name="def-cv-se-indexed"/>
+    <w:bookmarkEnd w:id="232"/>
+    <w:bookmarkStart w:id="234" w:name="def-cv-se-indexed"/>
     <w:p>
       <w:pPr>
         <w:pStyle w:val="FirstParagraph"/>
@@ -61554,7 +62607,7 @@
           <w:b/>
           <w:bCs/>
         </w:rPr>
-        <w:t xml:space="preserve">Definition 41 (Fold-based standard error of a named procedure)</w:t>
+        <w:t xml:space="preserve">Definition 43 (Fold-based standard error of a named procedure)</w:t>
       </w:r>
       <w:r>
         <w:t xml:space="preserve"> </w:t>
@@ -61750,7 +62803,7 @@
       <w:pPr>
         <w:pStyle w:val="BodyText"/>
       </w:pPr>
-      <w:bookmarkStart w:id="228" w:name="eq-cv-se-indexed"/>
+      <w:bookmarkStart w:id="233" w:name="eq-cv-se-indexed"/>
       <m:oMathPara>
         <m:oMathParaPr>
           <m:jc m:val="center"/>
@@ -62038,7 +63091,7 @@
             <m:t>(</m:t>
           </m:r>
           <m:r>
-            <m:t>44</m:t>
+            <m:t>46</m:t>
           </m:r>
           <m:r>
             <m:rPr>
@@ -62048,10 +63101,10 @@
           </m:r>
         </m:oMath>
       </m:oMathPara>
-      <w:bookmarkEnd w:id="228"/>
+      <w:bookmarkEnd w:id="233"/>
     </w:p>
-    <w:bookmarkEnd w:id="229"/>
-    <w:bookmarkStart w:id="231" w:name="def-one-se-rule"/>
+    <w:bookmarkEnd w:id="234"/>
+    <w:bookmarkStart w:id="236" w:name="def-one-se-rule"/>
     <w:p>
       <w:pPr>
         <w:pStyle w:val="FirstParagraph"/>
@@ -62061,7 +63114,7 @@
           <w:b/>
           <w:bCs/>
         </w:rPr>
-        <w:t xml:space="preserve">Definition 42 (One-standard-error rule)</w:t>
+        <w:t xml:space="preserve">Definition 44 (One-standard-error rule)</w:t>
       </w:r>
       <w:r>
         <w:t xml:space="preserve"> </w:t>
@@ -62309,7 +63362,7 @@
       <w:pPr>
         <w:pStyle w:val="BodyText"/>
       </w:pPr>
-      <w:bookmarkStart w:id="230" w:name="eq-one-se-rule"/>
+      <w:bookmarkStart w:id="235" w:name="eq-one-se-rule"/>
       <m:oMathPara>
         <m:oMathParaPr>
           <m:jc m:val="center"/>
@@ -62633,7 +63686,7 @@
             <m:t>(</m:t>
           </m:r>
           <m:r>
-            <m:t>45</m:t>
+            <m:t>47</m:t>
           </m:r>
           <m:r>
             <m:rPr>
@@ -62643,7 +63696,7 @@
           </m:r>
         </m:oMath>
       </m:oMathPara>
-      <w:bookmarkEnd w:id="230"/>
+      <w:bookmarkEnd w:id="235"/>
     </w:p>
     <w:p>
       <w:pPr>
@@ -62662,8 +63715,8 @@
         <w:t xml:space="preserve">.</w:t>
       </w:r>
     </w:p>
-    <w:bookmarkEnd w:id="231"/>
-    <w:bookmarkStart w:id="236" w:name="exm-one-se-rule"/>
+    <w:bookmarkEnd w:id="236"/>
+    <w:bookmarkStart w:id="241" w:name="exm-one-se-rule"/>
     <w:p>
       <w:pPr>
         <w:pStyle w:val="BodyText"/>
@@ -62721,7 +63774,7 @@
           <w:rPr>
             <w:rStyle w:val="Hyperlink"/>
           </w:rPr>
-          <w:t xml:space="preserve">Definition 42</w:t>
+          <w:t xml:space="preserve">Definition 44</w:t>
         </w:r>
       </w:hyperlink>
       <w:r>
@@ -63715,7 +64768,7 @@
           <w:rPr>
             <w:rStyle w:val="Hyperlink"/>
           </w:rPr>
-          <w:t xml:space="preserve">Remark 22</w:t>
+          <w:t xml:space="preserve">Remark 23</w:t>
         </w:r>
       </w:hyperlink>
       <w:r>
@@ -63735,7 +64788,7 @@
       <w:tr>
         <w:tc>
           <w:tcPr/>
-          <w:bookmarkStart w:id="235" w:name="fig-one-se-rule"/>
+          <w:bookmarkStart w:id="240" w:name="fig-one-se-rule"/>
           <w:p>
             <w:pPr>
               <w:pStyle w:val="SourceCode"/>
@@ -64348,18 +65401,18 @@
                 <wp:inline>
                   <wp:extent cx="4620126" cy="3696101"/>
                   <wp:effectExtent b="0" l="0" r="0" t="0"/>
-                  <wp:docPr descr="" title="" id="233" name="Picture"/>
+                  <wp:docPr descr="" title="" id="238" name="Picture"/>
                   <a:graphic>
                     <a:graphicData uri="http://schemas.openxmlformats.org/drawingml/2006/picture">
                       <pic:pic>
                         <pic:nvPicPr>
-                          <pic:cNvPr descr="model-validation_files/figure-docx/one-se-rule-plot-1.png" id="234" name="Picture"/>
+                          <pic:cNvPr descr="model-validation_files/figure-docx/one-se-rule-plot-1.png" id="239" name="Picture"/>
                           <pic:cNvPicPr>
                             <a:picLocks noChangeArrowheads="1" noChangeAspect="1"/>
                           </pic:cNvPicPr>
                         </pic:nvPicPr>
                         <pic:blipFill>
-                          <a:blip r:embed="rId232"/>
+                          <a:blip r:embed="rId237"/>
                           <a:stretch>
                             <a:fillRect/>
                           </a:stretch>
@@ -64426,7 +65479,7 @@
                 <w:rPr>
                   <w:rStyle w:val="Hyperlink"/>
                 </w:rPr>
-                <w:t xml:space="preserve">Equation 42</w:t>
+                <w:t xml:space="preserve">Equation 44</w:t>
               </w:r>
             </w:hyperlink>
             <w:r>
@@ -64439,7 +65492,7 @@
               <w:t xml:space="preserve">The dashed line is one fold-based standard error above the smallest estimate.</w:t>
             </w:r>
           </w:p>
-          <w:bookmarkEnd w:id="235"/>
+          <w:bookmarkEnd w:id="240"/>
         </w:tc>
       </w:tr>
     </w:tbl>
@@ -64528,9 +65581,9 @@
         <w:t xml:space="preserve">and 0.315 for degree 3.</w:t>
       </w:r>
     </w:p>
-    <w:bookmarkEnd w:id="236"/>
-    <w:bookmarkEnd w:id="237"/>
-    <w:bookmarkStart w:id="244" w:name="sec-cv-whole-procedure"/>
+    <w:bookmarkEnd w:id="241"/>
+    <w:bookmarkEnd w:id="242"/>
+    <w:bookmarkStart w:id="249" w:name="sec-cv-whole-procedure"/>
     <w:p>
       <w:pPr>
         <w:pStyle w:val="Heading2"/>
@@ -64539,7 +65592,7 @@
         <w:t xml:space="preserve">9 Cross-validating the whole procedure</w:t>
       </w:r>
     </w:p>
-    <w:bookmarkStart w:id="240" w:name="exr-cv-screening"/>
+    <w:bookmarkStart w:id="245" w:name="exr-cv-screening"/>
     <w:p>
       <w:pPr>
         <w:pStyle w:val="FirstParagraph"/>
@@ -64839,18 +65892,18 @@
                 <wp:inline>
                   <wp:extent cx="152400" cy="152400"/>
                   <wp:effectExtent b="0" l="0" r="0" t="0"/>
-                  <wp:docPr descr="" title="" id="238" name="Picture"/>
+                  <wp:docPr descr="" title="" id="243" name="Picture"/>
                   <a:graphic>
                     <a:graphicData uri="http://schemas.openxmlformats.org/drawingml/2006/picture">
                       <pic:pic>
                         <pic:nvPicPr>
-                          <pic:cNvPr descr="/opt/quarto/share/formats/docx/note.png" id="239" name="Picture"/>
+                          <pic:cNvPr descr="/opt/quarto/share/formats/docx/note.png" id="244" name="Picture"/>
                           <pic:cNvPicPr>
                             <a:picLocks noChangeArrowheads="1" noChangeAspect="1"/>
                           </pic:cNvPicPr>
                         </pic:nvPicPr>
                         <pic:blipFill>
-                          <a:blip r:embed="rId141"/>
+                          <a:blip r:embed="rId146"/>
                           <a:stretch>
                             <a:fillRect/>
                           </a:stretch>
@@ -64932,8 +65985,8 @@
         </w:tc>
       </w:tr>
     </w:tbl>
-    <w:bookmarkEnd w:id="240"/>
-    <w:bookmarkStart w:id="241" w:name="sol-cv-screening"/>
+    <w:bookmarkEnd w:id="245"/>
+    <w:bookmarkStart w:id="246" w:name="sol-cv-screening"/>
     <w:p>
       <w:pPr>
         <w:pStyle w:val="BodyText"/>
@@ -66861,8 +67914,8 @@
         <w:t xml:space="preserve">needs fails.</w:t>
       </w:r>
     </w:p>
-    <w:bookmarkEnd w:id="241"/>
-    <w:bookmarkStart w:id="243" w:name="rem-cv-every-step"/>
+    <w:bookmarkEnd w:id="246"/>
+    <w:bookmarkStart w:id="248" w:name="rem-cv-every-step"/>
     <w:p>
       <w:pPr>
         <w:pStyle w:val="BodyText"/>
@@ -66872,7 +67925,7 @@
           <w:i/>
           <w:iCs/>
         </w:rPr>
-        <w:t xml:space="preserve">Remark 35</w:t>
+        <w:t xml:space="preserve">Remark 36</w:t>
       </w:r>
       <w:r>
         <w:t xml:space="preserve"> (Cross-validate the whole procedure). </w:t>
@@ -67018,7 +68071,7 @@
       <w:r>
         <w:t xml:space="preserve"> </w:t>
       </w:r>
-      <w:hyperlink r:id="rId242">
+      <w:hyperlink r:id="rId247">
         <w:r>
           <w:rPr>
             <w:rStyle w:val="Hyperlink"/>
@@ -67042,9 +68095,9 @@
         <w:t xml:space="preserve">when they are computed without the outcome.</w:t>
       </w:r>
     </w:p>
-    <w:bookmarkEnd w:id="243"/>
-    <w:bookmarkEnd w:id="244"/>
-    <w:bookmarkStart w:id="245" w:name="further-reading"/>
+    <w:bookmarkEnd w:id="248"/>
+    <w:bookmarkEnd w:id="249"/>
+    <w:bookmarkStart w:id="250" w:name="further-reading"/>
     <w:p>
       <w:pPr>
         <w:pStyle w:val="Heading2"/>
@@ -67073,8 +68126,8 @@
         <w:t xml:space="preserve">including the covariance and correlation matrices that cross-products produce.</w:t>
       </w:r>
     </w:p>
-    <w:bookmarkEnd w:id="245"/>
-    <w:bookmarkStart w:id="253" w:name="references"/>
+    <w:bookmarkEnd w:id="250"/>
+    <w:bookmarkStart w:id="258" w:name="references"/>
     <w:p>
       <w:pPr>
         <w:pStyle w:val="Heading2"/>
@@ -67083,8 +68136,8 @@
         <w:t xml:space="preserve">References</w:t>
       </w:r>
     </w:p>
-    <w:bookmarkStart w:id="252" w:name="refs"/>
-    <w:bookmarkStart w:id="247" w:name="ref-hastie2009elements"/>
+    <w:bookmarkStart w:id="257" w:name="refs"/>
+    <w:bookmarkStart w:id="252" w:name="ref-hastie2009elements"/>
     <w:p>
       <w:pPr>
         <w:pStyle w:val="Bibliography"/>
@@ -67108,7 +68161,7 @@
       <w:r>
         <w:t xml:space="preserve"> </w:t>
       </w:r>
-      <w:hyperlink r:id="rId246">
+      <w:hyperlink r:id="rId251">
         <w:r>
           <w:rPr>
             <w:rStyle w:val="Hyperlink"/>
@@ -67120,8 +68173,8 @@
         <w:t xml:space="preserve">.</w:t>
       </w:r>
     </w:p>
-    <w:bookmarkEnd w:id="247"/>
-    <w:bookmarkStart w:id="249" w:name="ref-james2021islr2e"/>
+    <w:bookmarkEnd w:id="252"/>
+    <w:bookmarkStart w:id="254" w:name="ref-james2021islr2e"/>
     <w:p>
       <w:pPr>
         <w:pStyle w:val="Bibliography"/>
@@ -67159,7 +68212,7 @@
       <w:r>
         <w:t xml:space="preserve"> </w:t>
       </w:r>
-      <w:hyperlink r:id="rId248">
+      <w:hyperlink r:id="rId253">
         <w:r>
           <w:rPr>
             <w:rStyle w:val="Hyperlink"/>
@@ -67171,8 +68224,8 @@
         <w:t xml:space="preserve">.</w:t>
       </w:r>
     </w:p>
-    <w:bookmarkEnd w:id="249"/>
-    <w:bookmarkStart w:id="251" w:name="ref-sanchez2020matrix4sl"/>
+    <w:bookmarkEnd w:id="254"/>
+    <w:bookmarkStart w:id="256" w:name="ref-sanchez2020matrix4sl"/>
     <w:p>
       <w:pPr>
         <w:pStyle w:val="Bibliography"/>
@@ -67210,7 +68263,7 @@
       <w:r>
         <w:t xml:space="preserve"> </w:t>
       </w:r>
-      <w:hyperlink r:id="rId250">
+      <w:hyperlink r:id="rId255">
         <w:r>
           <w:rPr>
             <w:rStyle w:val="Hyperlink"/>
@@ -67222,9 +68275,9 @@
         <w:t xml:space="preserve">.</w:t>
       </w:r>
     </w:p>
-    <w:bookmarkEnd w:id="251"/>
-    <w:bookmarkEnd w:id="252"/>
-    <w:bookmarkEnd w:id="253"/>
+    <w:bookmarkEnd w:id="256"/>
+    <w:bookmarkEnd w:id="257"/>
+    <w:bookmarkEnd w:id="258"/>
     <w:sectPr>
       <w:footnotePr>
         <w:numRestart w:val="eachSect"/>

--- a/pr-preview/pr-238/model-validation-handout-tracked-changes.docx
+++ b/pr-preview/pr-238/model-validation-handout-tracked-changes.docx
@@ -16,7 +16,7 @@
       </w:pPr>
       <w:del w:id="1" w:author="PR Preview" w:date="2026-01-01T00:00:00Z">
         <w:r>
-          <w:delText xml:space="preserve">Last modified: 2026-10-16 01:43:36 (PDT)</w:delText>
+          <w:delText xml:space="preserve">Last modified: 2026-10-16 01:57:23 (PDT)</w:delText>
         </w:r>
       </w:del>
     </w:p>
@@ -26,7 +26,7 @@
       </w:pPr>
       <w:ins w:id="2" w:author="PR Preview" w:date="2026-01-01T00:00:00Z">
         <w:r>
-          <w:t xml:space="preserve">Last modified: 2026-10-16 01:46:00 (PDT)</w:t>
+          <w:t xml:space="preserve">Last modified: 2026-10-16 02:07:14 (PDT)</w:t>
         </w:r>
       </w:ins>
     </w:p>

--- a/pr-preview/pr-238/model-validation-handout-tracked-changes.docx
+++ b/pr-preview/pr-238/model-validation-handout-tracked-changes.docx
@@ -16,7 +16,7 @@
       </w:pPr>
       <w:del w:id="1" w:author="PR Preview" w:date="2026-01-01T00:00:00Z">
         <w:r>
-          <w:delText xml:space="preserve">Last modified: 2026-10-16 01:57:23 (PDT)</w:delText>
+          <w:delText xml:space="preserve">Last modified: 2026-10-16 02:11:28 (PDT)</w:delText>
         </w:r>
       </w:del>
     </w:p>
@@ -26,7 +26,7 @@
       </w:pPr>
       <w:ins w:id="2" w:author="PR Preview" w:date="2026-01-01T00:00:00Z">
         <w:r>
-          <w:t xml:space="preserve">Last modified: 2026-10-16 02:07:14 (PDT)</w:t>
+          <w:t xml:space="preserve">Last modified: 2026-10-16 02:19:54 (PDT)</w:t>
         </w:r>
       </w:ins>
     </w:p>
